--- a/fiction/drafts/third-person/tpp-all-quiet_20250608-0448.docx
+++ b/fiction/drafts/third-person/tpp-all-quiet_20250608-0448.docx
@@ -1,20 +1,20 @@
 
 <file path=word/document.xml><?xml version="1.0" encoding="utf-8"?>
-<w:document xmlns:ve="http://schemas.openxmlformats.org/markup-compatibility/2006" xmlns:o="urn:schemas-microsoft-com:office:office" xmlns:r="http://schemas.openxmlformats.org/officeDocument/2006/relationships" xmlns:m="http://schemas.openxmlformats.org/officeDocument/2006/math" xmlns:v="urn:schemas-microsoft-com:vml" xmlns:wp="http://schemas.openxmlformats.org/drawingml/2006/wordprocessingDrawing" xmlns:w10="urn:schemas-microsoft-com:office:word" xmlns:w="http://schemas.openxmlformats.org/wordprocessingml/2006/main" xmlns:wne="http://schemas.microsoft.com/office/word/2006/wordml">
+<w:document xmlns:wpc="http://schemas.microsoft.com/office/word/2010/wordprocessingCanvas" xmlns:cx="http://schemas.microsoft.com/office/drawing/2014/chartex" xmlns:cx1="http://schemas.microsoft.com/office/drawing/2015/9/8/chartex" xmlns:cx2="http://schemas.microsoft.com/office/drawing/2015/10/21/chartex" xmlns:cx3="http://schemas.microsoft.com/office/drawing/2016/5/9/chartex" xmlns:cx4="http://schemas.microsoft.com/office/drawing/2016/5/10/chartex" xmlns:cx5="http://schemas.microsoft.com/office/drawing/2016/5/11/chartex" xmlns:cx6="http://schemas.microsoft.com/office/drawing/2016/5/12/chartex" xmlns:cx7="http://schemas.microsoft.com/office/drawing/2016/5/13/chartex" xmlns:cx8="http://schemas.microsoft.com/office/drawing/2016/5/14/chartex" xmlns:mc="http://schemas.openxmlformats.org/markup-compatibility/2006" xmlns:aink="http://schemas.microsoft.com/office/drawing/2016/ink" xmlns:am3d="http://schemas.microsoft.com/office/drawing/2017/model3d" xmlns:o="urn:schemas-microsoft-com:office:office" xmlns:oel="http://schemas.microsoft.com/office/2019/extlst" xmlns:r="http://schemas.openxmlformats.org/officeDocument/2006/relationships" xmlns:m="http://schemas.openxmlformats.org/officeDocument/2006/math" xmlns:v="urn:schemas-microsoft-com:vml" xmlns:wp14="http://schemas.microsoft.com/office/word/2010/wordprocessingDrawing" xmlns:wp="http://schemas.openxmlformats.org/drawingml/2006/wordprocessingDrawing" xmlns:w10="urn:schemas-microsoft-com:office:word" xmlns:w="http://schemas.openxmlformats.org/wordprocessingml/2006/main" xmlns:w14="http://schemas.microsoft.com/office/word/2010/wordml" xmlns:w15="http://schemas.microsoft.com/office/word/2012/wordml" xmlns:w16cex="http://schemas.microsoft.com/office/word/2018/wordml/cex" xmlns:w16cid="http://schemas.microsoft.com/office/word/2016/wordml/cid" xmlns:w16="http://schemas.microsoft.com/office/word/2018/wordml" xmlns:w16du="http://schemas.microsoft.com/office/word/2023/wordml/word16du" xmlns:w16sdtdh="http://schemas.microsoft.com/office/word/2020/wordml/sdtdatahash" xmlns:w16sdtfl="http://schemas.microsoft.com/office/word/2024/wordml/sdtformatlock" xmlns:w16se="http://schemas.microsoft.com/office/word/2015/wordml/symex" xmlns:wpg="http://schemas.microsoft.com/office/word/2010/wordprocessingGroup" xmlns:wpi="http://schemas.microsoft.com/office/word/2010/wordprocessingInk" xmlns:wne="http://schemas.microsoft.com/office/word/2006/wordml" xmlns:wps="http://schemas.microsoft.com/office/word/2010/wordprocessingShape" mc:Ignorable="w14 w15 w16se w16cid w16 w16cex w16sdtdh w16sdtfl w16du wp14">
   <w:body>
     <w:p>
       <w:pPr>
         <w:spacing w:after="0" w:line="360" w:lineRule="auto"/>
         <w:jc w:val="both"/>
         <w:rPr>
-          <w:rFonts w:ascii="Times New Roman" w:hAnsi="Times New Roman"/>
-          <w:sz w:val="24"/>
-          <w:szCs w:val="24"/>
-        </w:rPr>
-      </w:pPr>
-      <w:r>
-        <w:rPr>
-          <w:rFonts w:ascii="Times New Roman" w:hAnsi="Times New Roman"/>
+          <w:rFonts w:ascii="Montserrat" w:hAnsi="Montserrat"/>
+          <w:sz w:val="24"/>
+          <w:szCs w:val="24"/>
+        </w:rPr>
+      </w:pPr>
+      <w:r>
+        <w:rPr>
+          <w:rFonts w:ascii="Montserrat" w:hAnsi="Montserrat"/>
           <w:sz w:val="24"/>
           <w:szCs w:val="24"/>
         </w:rPr>
@@ -22,7 +22,7 @@
       </w:r>
       <w:r>
         <w:rPr>
-          <w:rFonts w:ascii="Times New Roman" w:hAnsi="Times New Roman"/>
+          <w:rFonts w:ascii="Montserrat" w:hAnsi="Montserrat"/>
           <w:sz w:val="24"/>
           <w:szCs w:val="24"/>
         </w:rPr>
@@ -30,7 +30,7 @@
       </w:r>
       <w:r>
         <w:rPr>
-          <w:rFonts w:ascii="Times New Roman" w:hAnsi="Times New Roman"/>
+          <w:rFonts w:ascii="Montserrat" w:hAnsi="Montserrat"/>
           <w:sz w:val="24"/>
           <w:szCs w:val="24"/>
         </w:rPr>
@@ -41,7 +41,7 @@
       <w:pPr>
         <w:spacing w:after="0" w:line="360" w:lineRule="auto"/>
         <w:rPr>
-          <w:rFonts w:ascii="Times New Roman" w:hAnsi="Times New Roman"/>
+          <w:rFonts w:ascii="Montserrat" w:hAnsi="Montserrat"/>
           <w:color w:val="808080"/>
           <w:sz w:val="24"/>
           <w:szCs w:val="24"/>
@@ -49,7 +49,7 @@
       </w:pPr>
       <w:r>
         <w:rPr>
-          <w:rFonts w:ascii="Times New Roman" w:hAnsi="Times New Roman"/>
+          <w:rFonts w:ascii="Montserrat" w:hAnsi="Montserrat"/>
           <w:color w:val="808080"/>
           <w:sz w:val="24"/>
           <w:szCs w:val="24"/>
@@ -62,52 +62,110 @@
         <w:spacing w:after="0" w:line="360" w:lineRule="auto"/>
         <w:jc w:val="right"/>
         <w:rPr>
-          <w:rFonts w:ascii="Times New Roman" w:hAnsi="Times New Roman"/>
+          <w:rFonts w:ascii="Montserrat" w:hAnsi="Montserrat"/>
           <w:color w:val="808080"/>
           <w:sz w:val="24"/>
           <w:szCs w:val="24"/>
         </w:rPr>
       </w:pPr>
-      <w:fldSimple w:instr=" NUMPAGES  \* MERGEFORMAT ">
-        <w:r>
-          <w:rPr>
-            <w:rFonts w:ascii="Times New Roman" w:hAnsi="Times New Roman"/>
-            <w:noProof/>
-            <w:color w:val="808080"/>
-            <w:sz w:val="24"/>
-            <w:szCs w:val="24"/>
-          </w:rPr>
-          <w:t>5</w:t>
-        </w:r>
-      </w:fldSimple>
-      <w:r>
-        <w:rPr>
-          <w:rFonts w:ascii="Times New Roman" w:hAnsi="Times New Roman"/>
+      <w:r>
+        <w:rPr>
+          <w:rFonts w:ascii="Montserrat" w:hAnsi="Montserrat"/>
+          <w:sz w:val="24"/>
+        </w:rPr>
+        <w:fldChar w:fldCharType="begin"/>
+      </w:r>
+      <w:r>
+        <w:rPr>
+          <w:rFonts w:ascii="Montserrat" w:hAnsi="Montserrat"/>
+          <w:sz w:val="24"/>
+        </w:rPr>
+        <w:instrText xml:space="preserve"> NUMPAGES  \* MERGEFORMAT </w:instrText>
+      </w:r>
+      <w:r>
+        <w:rPr>
+          <w:rFonts w:ascii="Montserrat" w:hAnsi="Montserrat"/>
+          <w:sz w:val="24"/>
+        </w:rPr>
+        <w:fldChar w:fldCharType="separate"/>
+      </w:r>
+      <w:r>
+        <w:rPr>
+          <w:rFonts w:ascii="Montserrat" w:hAnsi="Montserrat"/>
+          <w:noProof/>
           <w:color w:val="808080"/>
           <w:sz w:val="24"/>
           <w:szCs w:val="24"/>
         </w:rPr>
+        <w:t>5</w:t>
+      </w:r>
+      <w:r>
+        <w:rPr>
+          <w:rFonts w:ascii="Montserrat" w:hAnsi="Montserrat"/>
+          <w:noProof/>
+          <w:color w:val="808080"/>
+          <w:sz w:val="24"/>
+          <w:szCs w:val="24"/>
+        </w:rPr>
+        <w:fldChar w:fldCharType="end"/>
+      </w:r>
+      <w:r>
+        <w:rPr>
+          <w:rFonts w:ascii="Montserrat" w:hAnsi="Montserrat"/>
+          <w:color w:val="808080"/>
+          <w:sz w:val="24"/>
+          <w:szCs w:val="24"/>
+        </w:rPr>
         <w:t xml:space="preserve"> pages ∙ </w:t>
       </w:r>
-      <w:fldSimple w:instr=" NUMWORDS  \* MERGEFORMAT ">
-        <w:r>
-          <w:rPr>
-            <w:rFonts w:ascii="Times New Roman" w:hAnsi="Times New Roman"/>
-            <w:noProof/>
-            <w:color w:val="808080"/>
-            <w:sz w:val="24"/>
-            <w:szCs w:val="24"/>
-          </w:rPr>
-          <w:t>2080</w:t>
-        </w:r>
-      </w:fldSimple>
-      <w:r>
-        <w:rPr>
-          <w:rFonts w:ascii="Times New Roman" w:hAnsi="Times New Roman"/>
+      <w:r>
+        <w:rPr>
+          <w:rFonts w:ascii="Montserrat" w:hAnsi="Montserrat"/>
+          <w:sz w:val="24"/>
+        </w:rPr>
+        <w:fldChar w:fldCharType="begin"/>
+      </w:r>
+      <w:r>
+        <w:rPr>
+          <w:rFonts w:ascii="Montserrat" w:hAnsi="Montserrat"/>
+          <w:sz w:val="24"/>
+        </w:rPr>
+        <w:instrText xml:space="preserve"> NUMWORDS  \* MERGEFORMAT </w:instrText>
+      </w:r>
+      <w:r>
+        <w:rPr>
+          <w:rFonts w:ascii="Montserrat" w:hAnsi="Montserrat"/>
+          <w:sz w:val="24"/>
+        </w:rPr>
+        <w:fldChar w:fldCharType="separate"/>
+      </w:r>
+      <w:r>
+        <w:rPr>
+          <w:rFonts w:ascii="Montserrat" w:hAnsi="Montserrat"/>
+          <w:noProof/>
           <w:color w:val="808080"/>
           <w:sz w:val="24"/>
           <w:szCs w:val="24"/>
         </w:rPr>
+        <w:t>2080</w:t>
+      </w:r>
+      <w:r>
+        <w:rPr>
+          <w:rFonts w:ascii="Montserrat" w:hAnsi="Montserrat"/>
+          <w:noProof/>
+          <w:color w:val="808080"/>
+          <w:sz w:val="24"/>
+          <w:szCs w:val="24"/>
+        </w:rPr>
+        <w:fldChar w:fldCharType="end"/>
+      </w:r>
+      <w:r>
+        <w:rPr>
+          <w:rFonts w:ascii="Montserrat" w:hAnsi="Montserrat"/>
+          <w:color w:val="808080"/>
+          <w:sz w:val="24"/>
+          <w:szCs w:val="24"/>
+        </w:rPr>
         <w:t xml:space="preserve"> words</w:t>
       </w:r>
     </w:p>
@@ -115,35 +173,35 @@
       <w:pPr>
         <w:spacing w:after="0" w:line="360" w:lineRule="auto"/>
         <w:rPr>
-          <w:rFonts w:ascii="Times New Roman" w:hAnsi="Times New Roman"/>
-          <w:sz w:val="24"/>
-          <w:szCs w:val="24"/>
-        </w:rPr>
-      </w:pPr>
-    </w:p>
-    <w:p>
-      <w:pPr>
-        <w:spacing w:after="0" w:line="360" w:lineRule="auto"/>
-        <w:rPr>
-          <w:rFonts w:ascii="Times New Roman" w:hAnsi="Times New Roman"/>
-          <w:sz w:val="24"/>
-          <w:szCs w:val="24"/>
-        </w:rPr>
-      </w:pPr>
-    </w:p>
-    <w:p>
-      <w:pPr>
-        <w:spacing w:after="0" w:line="360" w:lineRule="auto"/>
-        <w:jc w:val="both"/>
-        <w:rPr>
-          <w:rFonts w:ascii="Times New Roman" w:hAnsi="Times New Roman"/>
-          <w:sz w:val="24"/>
-          <w:szCs w:val="24"/>
-        </w:rPr>
-      </w:pPr>
-      <w:r>
-        <w:rPr>
-          <w:rFonts w:ascii="Times New Roman" w:hAnsi="Times New Roman"/>
+          <w:rFonts w:ascii="Montserrat" w:hAnsi="Montserrat"/>
+          <w:sz w:val="24"/>
+          <w:szCs w:val="24"/>
+        </w:rPr>
+      </w:pPr>
+    </w:p>
+    <w:p>
+      <w:pPr>
+        <w:spacing w:after="0" w:line="360" w:lineRule="auto"/>
+        <w:rPr>
+          <w:rFonts w:ascii="Montserrat" w:hAnsi="Montserrat"/>
+          <w:sz w:val="24"/>
+          <w:szCs w:val="24"/>
+        </w:rPr>
+      </w:pPr>
+    </w:p>
+    <w:p>
+      <w:pPr>
+        <w:spacing w:after="0" w:line="360" w:lineRule="auto"/>
+        <w:jc w:val="both"/>
+        <w:rPr>
+          <w:rFonts w:ascii="Montserrat" w:hAnsi="Montserrat"/>
+          <w:sz w:val="24"/>
+          <w:szCs w:val="24"/>
+        </w:rPr>
+      </w:pPr>
+      <w:r>
+        <w:rPr>
+          <w:rFonts w:ascii="Montserrat" w:hAnsi="Montserrat"/>
           <w:sz w:val="24"/>
           <w:szCs w:val="24"/>
         </w:rPr>
@@ -151,7 +209,7 @@
       </w:r>
       <w:r>
         <w:rPr>
-          <w:rFonts w:ascii="Times New Roman" w:hAnsi="Times New Roman"/>
+          <w:rFonts w:ascii="Montserrat" w:hAnsi="Montserrat"/>
           <w:sz w:val="24"/>
           <w:szCs w:val="24"/>
         </w:rPr>
@@ -159,7 +217,7 @@
       </w:r>
       <w:r>
         <w:rPr>
-          <w:rFonts w:ascii="Times New Roman" w:hAnsi="Times New Roman"/>
+          <w:rFonts w:ascii="Montserrat" w:hAnsi="Montserrat"/>
           <w:sz w:val="24"/>
           <w:szCs w:val="24"/>
         </w:rPr>
@@ -167,7 +225,7 @@
       </w:r>
       <w:r>
         <w:rPr>
-          <w:rFonts w:ascii="Times New Roman" w:hAnsi="Times New Roman"/>
+          <w:rFonts w:ascii="Montserrat" w:hAnsi="Montserrat"/>
           <w:sz w:val="24"/>
           <w:szCs w:val="24"/>
         </w:rPr>
@@ -175,7 +233,7 @@
       </w:r>
       <w:r>
         <w:rPr>
-          <w:rFonts w:ascii="Times New Roman" w:hAnsi="Times New Roman"/>
+          <w:rFonts w:ascii="Montserrat" w:hAnsi="Montserrat"/>
           <w:sz w:val="24"/>
           <w:szCs w:val="24"/>
         </w:rPr>
@@ -183,7 +241,7 @@
       </w:r>
       <w:r>
         <w:rPr>
-          <w:rFonts w:ascii="Times New Roman" w:hAnsi="Times New Roman"/>
+          <w:rFonts w:ascii="Montserrat" w:hAnsi="Montserrat"/>
           <w:sz w:val="24"/>
           <w:szCs w:val="24"/>
         </w:rPr>
@@ -191,7 +249,7 @@
       </w:r>
       <w:r>
         <w:rPr>
-          <w:rFonts w:ascii="Times New Roman" w:hAnsi="Times New Roman"/>
+          <w:rFonts w:ascii="Montserrat" w:hAnsi="Montserrat"/>
           <w:sz w:val="24"/>
           <w:szCs w:val="24"/>
         </w:rPr>
@@ -203,14 +261,14 @@
         <w:spacing w:after="0" w:line="360" w:lineRule="auto"/>
         <w:jc w:val="both"/>
         <w:rPr>
-          <w:rFonts w:ascii="Times New Roman" w:hAnsi="Times New Roman"/>
-          <w:sz w:val="24"/>
-          <w:szCs w:val="24"/>
-        </w:rPr>
-      </w:pPr>
-      <w:r>
-        <w:rPr>
-          <w:rFonts w:ascii="Times New Roman" w:hAnsi="Times New Roman"/>
+          <w:rFonts w:ascii="Montserrat" w:hAnsi="Montserrat"/>
+          <w:sz w:val="24"/>
+          <w:szCs w:val="24"/>
+        </w:rPr>
+      </w:pPr>
+      <w:r>
+        <w:rPr>
+          <w:rFonts w:ascii="Montserrat" w:hAnsi="Montserrat"/>
           <w:sz w:val="24"/>
           <w:szCs w:val="24"/>
         </w:rPr>
@@ -223,14 +281,14 @@
         <w:spacing w:after="0" w:line="360" w:lineRule="auto"/>
         <w:jc w:val="both"/>
         <w:rPr>
-          <w:rFonts w:ascii="Times New Roman" w:hAnsi="Times New Roman"/>
-          <w:sz w:val="24"/>
-          <w:szCs w:val="24"/>
-        </w:rPr>
-      </w:pPr>
-      <w:r>
-        <w:rPr>
-          <w:rFonts w:ascii="Times New Roman" w:hAnsi="Times New Roman"/>
+          <w:rFonts w:ascii="Montserrat" w:hAnsi="Montserrat"/>
+          <w:sz w:val="24"/>
+          <w:szCs w:val="24"/>
+        </w:rPr>
+      </w:pPr>
+      <w:r>
+        <w:rPr>
+          <w:rFonts w:ascii="Montserrat" w:hAnsi="Montserrat"/>
           <w:sz w:val="24"/>
           <w:szCs w:val="24"/>
         </w:rPr>
@@ -243,14 +301,14 @@
         <w:spacing w:after="0" w:line="360" w:lineRule="auto"/>
         <w:jc w:val="both"/>
         <w:rPr>
-          <w:rFonts w:ascii="Times New Roman" w:hAnsi="Times New Roman"/>
-          <w:sz w:val="24"/>
-          <w:szCs w:val="24"/>
-        </w:rPr>
-      </w:pPr>
-      <w:r>
-        <w:rPr>
-          <w:rFonts w:ascii="Times New Roman" w:hAnsi="Times New Roman"/>
+          <w:rFonts w:ascii="Montserrat" w:hAnsi="Montserrat"/>
+          <w:sz w:val="24"/>
+          <w:szCs w:val="24"/>
+        </w:rPr>
+      </w:pPr>
+      <w:r>
+        <w:rPr>
+          <w:rFonts w:ascii="Montserrat" w:hAnsi="Montserrat"/>
           <w:sz w:val="24"/>
           <w:szCs w:val="24"/>
         </w:rPr>
@@ -263,18 +321,17 @@
         <w:spacing w:after="0" w:line="360" w:lineRule="auto"/>
         <w:jc w:val="both"/>
         <w:rPr>
-          <w:rFonts w:ascii="Times New Roman" w:hAnsi="Times New Roman"/>
-          <w:sz w:val="24"/>
-          <w:szCs w:val="24"/>
-        </w:rPr>
-      </w:pPr>
-      <w:r>
-        <w:rPr>
-          <w:rFonts w:ascii="Times New Roman" w:hAnsi="Times New Roman"/>
-          <w:sz w:val="24"/>
-          <w:szCs w:val="24"/>
-        </w:rPr>
-        <w:lastRenderedPageBreak/>
+          <w:rFonts w:ascii="Montserrat" w:hAnsi="Montserrat"/>
+          <w:sz w:val="24"/>
+          <w:szCs w:val="24"/>
+        </w:rPr>
+      </w:pPr>
+      <w:r>
+        <w:rPr>
+          <w:rFonts w:ascii="Montserrat" w:hAnsi="Montserrat"/>
+          <w:sz w:val="24"/>
+          <w:szCs w:val="24"/>
+        </w:rPr>
         <w:tab/>
         <w:t>After mentally kicking herself, she bounced back over to the car. Once again, she was confounded by an unresponsive door latch. She heaved a great sigh. Looking through the window of the locked door, she saw the keys dangling from the ignition and started laughing. She never made these mistakes at the other end of her commute. She ran her fingers lightly over the handle and closed her eyes. In virtually all aspects of her life, she was autonomous. Her independent nature ran so strongly that she once found it impossible to depend on others to get things done. Stumbling around like an idiot over the simple details of getting out of her car and into her own house made her realize how much she had changed. Now that she was thinking again, she smiled.</w:t>
       </w:r>
@@ -284,14 +341,14 @@
         <w:spacing w:after="0" w:line="360" w:lineRule="auto"/>
         <w:jc w:val="both"/>
         <w:rPr>
-          <w:rFonts w:ascii="Times New Roman" w:hAnsi="Times New Roman"/>
-          <w:sz w:val="24"/>
-          <w:szCs w:val="24"/>
-        </w:rPr>
-      </w:pPr>
-      <w:r>
-        <w:rPr>
-          <w:rFonts w:ascii="Times New Roman" w:hAnsi="Times New Roman"/>
+          <w:rFonts w:ascii="Montserrat" w:hAnsi="Montserrat"/>
+          <w:sz w:val="24"/>
+          <w:szCs w:val="24"/>
+        </w:rPr>
+      </w:pPr>
+      <w:r>
+        <w:rPr>
+          <w:rFonts w:ascii="Montserrat" w:hAnsi="Montserrat"/>
           <w:sz w:val="24"/>
           <w:szCs w:val="24"/>
         </w:rPr>
@@ -304,14 +361,14 @@
         <w:spacing w:after="0" w:line="360" w:lineRule="auto"/>
         <w:jc w:val="both"/>
         <w:rPr>
-          <w:rFonts w:ascii="Times New Roman" w:hAnsi="Times New Roman"/>
-          <w:sz w:val="24"/>
-          <w:szCs w:val="24"/>
-        </w:rPr>
-      </w:pPr>
-      <w:r>
-        <w:rPr>
-          <w:rFonts w:ascii="Times New Roman" w:hAnsi="Times New Roman"/>
+          <w:rFonts w:ascii="Montserrat" w:hAnsi="Montserrat"/>
+          <w:sz w:val="24"/>
+          <w:szCs w:val="24"/>
+        </w:rPr>
+      </w:pPr>
+      <w:r>
+        <w:rPr>
+          <w:rFonts w:ascii="Montserrat" w:hAnsi="Montserrat"/>
           <w:sz w:val="24"/>
           <w:szCs w:val="24"/>
         </w:rPr>
@@ -324,14 +381,14 @@
         <w:spacing w:after="0" w:line="360" w:lineRule="auto"/>
         <w:jc w:val="both"/>
         <w:rPr>
-          <w:rFonts w:ascii="Times New Roman" w:hAnsi="Times New Roman"/>
-          <w:sz w:val="24"/>
-          <w:szCs w:val="24"/>
-        </w:rPr>
-      </w:pPr>
-      <w:r>
-        <w:rPr>
-          <w:rFonts w:ascii="Times New Roman" w:hAnsi="Times New Roman"/>
+          <w:rFonts w:ascii="Montserrat" w:hAnsi="Montserrat"/>
+          <w:sz w:val="24"/>
+          <w:szCs w:val="24"/>
+        </w:rPr>
+      </w:pPr>
+      <w:r>
+        <w:rPr>
+          <w:rFonts w:ascii="Montserrat" w:hAnsi="Montserrat"/>
           <w:sz w:val="24"/>
           <w:szCs w:val="24"/>
         </w:rPr>
@@ -344,18 +401,17 @@
         <w:spacing w:after="0" w:line="360" w:lineRule="auto"/>
         <w:jc w:val="both"/>
         <w:rPr>
-          <w:rFonts w:ascii="Times New Roman" w:hAnsi="Times New Roman"/>
-          <w:sz w:val="24"/>
-          <w:szCs w:val="24"/>
-        </w:rPr>
-      </w:pPr>
-      <w:r>
-        <w:rPr>
-          <w:rFonts w:ascii="Times New Roman" w:hAnsi="Times New Roman"/>
-          <w:sz w:val="24"/>
-          <w:szCs w:val="24"/>
-        </w:rPr>
-        <w:lastRenderedPageBreak/>
+          <w:rFonts w:ascii="Montserrat" w:hAnsi="Montserrat"/>
+          <w:sz w:val="24"/>
+          <w:szCs w:val="24"/>
+        </w:rPr>
+      </w:pPr>
+      <w:r>
+        <w:rPr>
+          <w:rFonts w:ascii="Montserrat" w:hAnsi="Montserrat"/>
+          <w:sz w:val="24"/>
+          <w:szCs w:val="24"/>
+        </w:rPr>
         <w:tab/>
         <w:t>Everything was in motion, but the net effect of that motion was the stillness of the world. A world that was an illusion, a product of an interface between space and time. A world that was resolving in a conjunction of force and form. It could all be quite intimidating, but—abstract or manifest—an expression, no matter how complex, intevitably boiled down to one thing. Information. Hence, matter and energy, the expression of structure in space and time, ultimately translated into thought. In what other media could information find its simplest expression—or its native home?</w:t>
       </w:r>
@@ -365,14 +421,14 @@
         <w:spacing w:after="0" w:line="360" w:lineRule="auto"/>
         <w:jc w:val="both"/>
         <w:rPr>
-          <w:rFonts w:ascii="Times New Roman" w:hAnsi="Times New Roman"/>
-          <w:sz w:val="24"/>
-          <w:szCs w:val="24"/>
-        </w:rPr>
-      </w:pPr>
-      <w:r>
-        <w:rPr>
-          <w:rFonts w:ascii="Times New Roman" w:hAnsi="Times New Roman"/>
+          <w:rFonts w:ascii="Montserrat" w:hAnsi="Montserrat"/>
+          <w:sz w:val="24"/>
+          <w:szCs w:val="24"/>
+        </w:rPr>
+      </w:pPr>
+      <w:r>
+        <w:rPr>
+          <w:rFonts w:ascii="Montserrat" w:hAnsi="Montserrat"/>
           <w:sz w:val="24"/>
           <w:szCs w:val="24"/>
         </w:rPr>
@@ -381,7 +437,7 @@
       </w:r>
       <w:r>
         <w:rPr>
-          <w:rFonts w:ascii="Times New Roman" w:hAnsi="Times New Roman"/>
+          <w:rFonts w:ascii="Montserrat" w:hAnsi="Montserrat"/>
           <w:sz w:val="24"/>
           <w:szCs w:val="24"/>
         </w:rPr>
@@ -389,7 +445,7 @@
       </w:r>
       <w:r>
         <w:rPr>
-          <w:rFonts w:ascii="Times New Roman" w:hAnsi="Times New Roman"/>
+          <w:rFonts w:ascii="Montserrat" w:hAnsi="Montserrat"/>
           <w:sz w:val="24"/>
           <w:szCs w:val="24"/>
         </w:rPr>
@@ -401,14 +457,14 @@
         <w:spacing w:after="0" w:line="360" w:lineRule="auto"/>
         <w:jc w:val="both"/>
         <w:rPr>
-          <w:rFonts w:ascii="Times New Roman" w:hAnsi="Times New Roman"/>
-          <w:sz w:val="24"/>
-          <w:szCs w:val="24"/>
-        </w:rPr>
-      </w:pPr>
-      <w:r>
-        <w:rPr>
-          <w:rFonts w:ascii="Times New Roman" w:hAnsi="Times New Roman"/>
+          <w:rFonts w:ascii="Montserrat" w:hAnsi="Montserrat"/>
+          <w:sz w:val="24"/>
+          <w:szCs w:val="24"/>
+        </w:rPr>
+      </w:pPr>
+      <w:r>
+        <w:rPr>
+          <w:rFonts w:ascii="Montserrat" w:hAnsi="Montserrat"/>
           <w:sz w:val="24"/>
           <w:szCs w:val="24"/>
         </w:rPr>
@@ -421,14 +477,14 @@
         <w:spacing w:after="0" w:line="360" w:lineRule="auto"/>
         <w:jc w:val="both"/>
         <w:rPr>
-          <w:rFonts w:ascii="Times New Roman" w:hAnsi="Times New Roman"/>
-          <w:sz w:val="24"/>
-          <w:szCs w:val="24"/>
-        </w:rPr>
-      </w:pPr>
-      <w:r>
-        <w:rPr>
-          <w:rFonts w:ascii="Times New Roman" w:hAnsi="Times New Roman"/>
+          <w:rFonts w:ascii="Montserrat" w:hAnsi="Montserrat"/>
+          <w:sz w:val="24"/>
+          <w:szCs w:val="24"/>
+        </w:rPr>
+      </w:pPr>
+      <w:r>
+        <w:rPr>
+          <w:rFonts w:ascii="Montserrat" w:hAnsi="Montserrat"/>
           <w:sz w:val="24"/>
           <w:szCs w:val="24"/>
         </w:rPr>
@@ -441,14 +497,14 @@
         <w:spacing w:after="0" w:line="360" w:lineRule="auto"/>
         <w:jc w:val="both"/>
         <w:rPr>
-          <w:rFonts w:ascii="Times New Roman" w:hAnsi="Times New Roman"/>
-          <w:sz w:val="24"/>
-          <w:szCs w:val="24"/>
-        </w:rPr>
-      </w:pPr>
-      <w:r>
-        <w:rPr>
-          <w:rFonts w:ascii="Times New Roman" w:hAnsi="Times New Roman"/>
+          <w:rFonts w:ascii="Montserrat" w:hAnsi="Montserrat"/>
+          <w:sz w:val="24"/>
+          <w:szCs w:val="24"/>
+        </w:rPr>
+      </w:pPr>
+      <w:r>
+        <w:rPr>
+          <w:rFonts w:ascii="Montserrat" w:hAnsi="Montserrat"/>
           <w:sz w:val="24"/>
           <w:szCs w:val="24"/>
         </w:rPr>
@@ -457,7 +513,7 @@
       </w:r>
       <w:r>
         <w:rPr>
-          <w:rFonts w:ascii="Times New Roman" w:hAnsi="Times New Roman"/>
+          <w:rFonts w:ascii="Montserrat" w:hAnsi="Montserrat"/>
           <w:sz w:val="24"/>
           <w:szCs w:val="24"/>
         </w:rPr>
@@ -465,7 +521,7 @@
       </w:r>
       <w:r>
         <w:rPr>
-          <w:rFonts w:ascii="Times New Roman" w:hAnsi="Times New Roman"/>
+          <w:rFonts w:ascii="Montserrat" w:hAnsi="Montserrat"/>
           <w:sz w:val="24"/>
           <w:szCs w:val="24"/>
         </w:rPr>
@@ -477,18 +533,17 @@
         <w:spacing w:after="0" w:line="360" w:lineRule="auto"/>
         <w:jc w:val="both"/>
         <w:rPr>
-          <w:rFonts w:ascii="Times New Roman" w:hAnsi="Times New Roman"/>
-          <w:sz w:val="24"/>
-          <w:szCs w:val="24"/>
-        </w:rPr>
-      </w:pPr>
-      <w:r>
-        <w:rPr>
-          <w:rFonts w:ascii="Times New Roman" w:hAnsi="Times New Roman"/>
-          <w:sz w:val="24"/>
-          <w:szCs w:val="24"/>
-        </w:rPr>
-        <w:lastRenderedPageBreak/>
+          <w:rFonts w:ascii="Montserrat" w:hAnsi="Montserrat"/>
+          <w:sz w:val="24"/>
+          <w:szCs w:val="24"/>
+        </w:rPr>
+      </w:pPr>
+      <w:r>
+        <w:rPr>
+          <w:rFonts w:ascii="Montserrat" w:hAnsi="Montserrat"/>
+          <w:sz w:val="24"/>
+          <w:szCs w:val="24"/>
+        </w:rPr>
         <w:tab/>
         <w:t xml:space="preserve">The foyer was dark as she entered. Determined to try and be surprised when everyone jumped out of the shadows, she calmly closed and locked the door and walked cautiously through the darkened house. By the time she had toured half the house she realized that her suspicions had been wrong. She did not need awakened senses to tell that the house was deserted. </w:t>
       </w:r>
@@ -498,14 +553,14 @@
         <w:spacing w:after="0" w:line="360" w:lineRule="auto"/>
         <w:jc w:val="both"/>
         <w:rPr>
-          <w:rFonts w:ascii="Times New Roman" w:hAnsi="Times New Roman"/>
-          <w:sz w:val="24"/>
-          <w:szCs w:val="24"/>
-        </w:rPr>
-      </w:pPr>
-      <w:r>
-        <w:rPr>
-          <w:rFonts w:ascii="Times New Roman" w:hAnsi="Times New Roman"/>
+          <w:rFonts w:ascii="Montserrat" w:hAnsi="Montserrat"/>
+          <w:sz w:val="24"/>
+          <w:szCs w:val="24"/>
+        </w:rPr>
+      </w:pPr>
+      <w:r>
+        <w:rPr>
+          <w:rFonts w:ascii="Montserrat" w:hAnsi="Montserrat"/>
           <w:sz w:val="24"/>
           <w:szCs w:val="24"/>
         </w:rPr>
@@ -518,14 +573,14 @@
         <w:spacing w:after="0" w:line="360" w:lineRule="auto"/>
         <w:jc w:val="both"/>
         <w:rPr>
-          <w:rFonts w:ascii="Times New Roman" w:hAnsi="Times New Roman"/>
-          <w:sz w:val="24"/>
-          <w:szCs w:val="24"/>
-        </w:rPr>
-      </w:pPr>
-      <w:r>
-        <w:rPr>
-          <w:rFonts w:ascii="Times New Roman" w:hAnsi="Times New Roman"/>
+          <w:rFonts w:ascii="Montserrat" w:hAnsi="Montserrat"/>
+          <w:sz w:val="24"/>
+          <w:szCs w:val="24"/>
+        </w:rPr>
+      </w:pPr>
+      <w:r>
+        <w:rPr>
+          <w:rFonts w:ascii="Montserrat" w:hAnsi="Montserrat"/>
           <w:sz w:val="24"/>
           <w:szCs w:val="24"/>
         </w:rPr>
@@ -538,14 +593,14 @@
         <w:spacing w:after="0" w:line="360" w:lineRule="auto"/>
         <w:jc w:val="both"/>
         <w:rPr>
-          <w:rFonts w:ascii="Times New Roman" w:hAnsi="Times New Roman"/>
-          <w:sz w:val="24"/>
-          <w:szCs w:val="24"/>
-        </w:rPr>
-      </w:pPr>
-      <w:r>
-        <w:rPr>
-          <w:rFonts w:ascii="Times New Roman" w:hAnsi="Times New Roman"/>
+          <w:rFonts w:ascii="Montserrat" w:hAnsi="Montserrat"/>
+          <w:sz w:val="24"/>
+          <w:szCs w:val="24"/>
+        </w:rPr>
+      </w:pPr>
+      <w:r>
+        <w:rPr>
+          <w:rFonts w:ascii="Montserrat" w:hAnsi="Montserrat"/>
           <w:sz w:val="24"/>
           <w:szCs w:val="24"/>
         </w:rPr>
@@ -554,7 +609,7 @@
       </w:r>
       <w:r>
         <w:rPr>
-          <w:rFonts w:ascii="Times New Roman" w:hAnsi="Times New Roman"/>
+          <w:rFonts w:ascii="Montserrat" w:hAnsi="Montserrat"/>
           <w:sz w:val="24"/>
           <w:szCs w:val="24"/>
         </w:rPr>
@@ -562,7 +617,7 @@
       </w:r>
       <w:r>
         <w:rPr>
-          <w:rFonts w:ascii="Times New Roman" w:hAnsi="Times New Roman"/>
+          <w:rFonts w:ascii="Montserrat" w:hAnsi="Montserrat"/>
           <w:sz w:val="24"/>
           <w:szCs w:val="24"/>
         </w:rPr>
@@ -574,14 +629,14 @@
         <w:spacing w:after="0" w:line="360" w:lineRule="auto"/>
         <w:jc w:val="both"/>
         <w:rPr>
-          <w:rFonts w:ascii="Times New Roman" w:hAnsi="Times New Roman"/>
-          <w:sz w:val="24"/>
-          <w:szCs w:val="24"/>
-        </w:rPr>
-      </w:pPr>
-      <w:r>
-        <w:rPr>
-          <w:rFonts w:ascii="Times New Roman" w:hAnsi="Times New Roman"/>
+          <w:rFonts w:ascii="Montserrat" w:hAnsi="Montserrat"/>
+          <w:sz w:val="24"/>
+          <w:szCs w:val="24"/>
+        </w:rPr>
+      </w:pPr>
+      <w:r>
+        <w:rPr>
+          <w:rFonts w:ascii="Montserrat" w:hAnsi="Montserrat"/>
           <w:sz w:val="24"/>
           <w:szCs w:val="24"/>
         </w:rPr>
@@ -594,14 +649,14 @@
         <w:spacing w:after="0" w:line="360" w:lineRule="auto"/>
         <w:jc w:val="both"/>
         <w:rPr>
-          <w:rFonts w:ascii="Times New Roman" w:hAnsi="Times New Roman"/>
-          <w:sz w:val="24"/>
-          <w:szCs w:val="24"/>
-        </w:rPr>
-      </w:pPr>
-      <w:r>
-        <w:rPr>
-          <w:rFonts w:ascii="Times New Roman" w:hAnsi="Times New Roman"/>
+          <w:rFonts w:ascii="Montserrat" w:hAnsi="Montserrat"/>
+          <w:sz w:val="24"/>
+          <w:szCs w:val="24"/>
+        </w:rPr>
+      </w:pPr>
+      <w:r>
+        <w:rPr>
+          <w:rFonts w:ascii="Montserrat" w:hAnsi="Montserrat"/>
           <w:sz w:val="24"/>
           <w:szCs w:val="24"/>
         </w:rPr>
@@ -614,14 +669,14 @@
         <w:spacing w:after="0" w:line="360" w:lineRule="auto"/>
         <w:jc w:val="both"/>
         <w:rPr>
-          <w:rFonts w:ascii="Times New Roman" w:hAnsi="Times New Roman"/>
-          <w:sz w:val="24"/>
-          <w:szCs w:val="24"/>
-        </w:rPr>
-      </w:pPr>
-      <w:r>
-        <w:rPr>
-          <w:rFonts w:ascii="Times New Roman" w:hAnsi="Times New Roman"/>
+          <w:rFonts w:ascii="Montserrat" w:hAnsi="Montserrat"/>
+          <w:sz w:val="24"/>
+          <w:szCs w:val="24"/>
+        </w:rPr>
+      </w:pPr>
+      <w:r>
+        <w:rPr>
+          <w:rFonts w:ascii="Montserrat" w:hAnsi="Montserrat"/>
           <w:sz w:val="24"/>
           <w:szCs w:val="24"/>
         </w:rPr>
@@ -634,14 +689,14 @@
         <w:spacing w:after="0" w:line="360" w:lineRule="auto"/>
         <w:jc w:val="both"/>
         <w:rPr>
-          <w:rFonts w:ascii="Times New Roman" w:hAnsi="Times New Roman"/>
-          <w:sz w:val="24"/>
-          <w:szCs w:val="24"/>
-        </w:rPr>
-      </w:pPr>
-      <w:r>
-        <w:rPr>
-          <w:rFonts w:ascii="Times New Roman" w:hAnsi="Times New Roman"/>
+          <w:rFonts w:ascii="Montserrat" w:hAnsi="Montserrat"/>
+          <w:sz w:val="24"/>
+          <w:szCs w:val="24"/>
+        </w:rPr>
+      </w:pPr>
+      <w:r>
+        <w:rPr>
+          <w:rFonts w:ascii="Montserrat" w:hAnsi="Montserrat"/>
           <w:sz w:val="24"/>
           <w:szCs w:val="24"/>
         </w:rPr>
@@ -654,24 +709,23 @@
         <w:spacing w:after="0" w:line="360" w:lineRule="auto"/>
         <w:jc w:val="both"/>
         <w:rPr>
-          <w:rFonts w:ascii="Times New Roman" w:hAnsi="Times New Roman"/>
-          <w:sz w:val="24"/>
-          <w:szCs w:val="24"/>
-        </w:rPr>
-      </w:pPr>
-      <w:r>
-        <w:rPr>
-          <w:rFonts w:ascii="Times New Roman" w:hAnsi="Times New Roman"/>
-          <w:sz w:val="24"/>
-          <w:szCs w:val="24"/>
-        </w:rPr>
-        <w:lastRenderedPageBreak/>
+          <w:rFonts w:ascii="Montserrat" w:hAnsi="Montserrat"/>
+          <w:sz w:val="24"/>
+          <w:szCs w:val="24"/>
+        </w:rPr>
+      </w:pPr>
+      <w:r>
+        <w:rPr>
+          <w:rFonts w:ascii="Montserrat" w:hAnsi="Montserrat"/>
+          <w:sz w:val="24"/>
+          <w:szCs w:val="24"/>
+        </w:rPr>
         <w:tab/>
         <w:t xml:space="preserve">“He didn’t confide in me either, I’m afraid. He hinted at some big surprise for tonight but I never received any calls or messages suggesting anything like that. Then again, I did finish up early today and I didn’t exactly come straight home.” She sighed, imagining the look on Ash’s face when he showed up at the office and learned she had gone home. Since it was Athena’s birthday as well, he would not have ruined her evening coming all the way back home just to collect </w:t>
       </w:r>
       <w:r>
         <w:rPr>
-          <w:rFonts w:ascii="Times New Roman" w:hAnsi="Times New Roman"/>
+          <w:rFonts w:ascii="Montserrat" w:hAnsi="Montserrat"/>
           <w:sz w:val="24"/>
           <w:szCs w:val="24"/>
         </w:rPr>
@@ -679,7 +733,7 @@
       </w:r>
       <w:r>
         <w:rPr>
-          <w:rFonts w:ascii="Times New Roman" w:hAnsi="Times New Roman"/>
+          <w:rFonts w:ascii="Montserrat" w:hAnsi="Montserrat"/>
           <w:sz w:val="24"/>
           <w:szCs w:val="24"/>
         </w:rPr>
@@ -691,14 +745,14 @@
         <w:spacing w:after="0" w:line="360" w:lineRule="auto"/>
         <w:jc w:val="both"/>
         <w:rPr>
-          <w:rFonts w:ascii="Times New Roman" w:hAnsi="Times New Roman"/>
-          <w:sz w:val="24"/>
-          <w:szCs w:val="24"/>
-        </w:rPr>
-      </w:pPr>
-      <w:r>
-        <w:rPr>
-          <w:rFonts w:ascii="Times New Roman" w:hAnsi="Times New Roman"/>
+          <w:rFonts w:ascii="Montserrat" w:hAnsi="Montserrat"/>
+          <w:sz w:val="24"/>
+          <w:szCs w:val="24"/>
+        </w:rPr>
+      </w:pPr>
+      <w:r>
+        <w:rPr>
+          <w:rFonts w:ascii="Montserrat" w:hAnsi="Montserrat"/>
           <w:sz w:val="24"/>
           <w:szCs w:val="24"/>
         </w:rPr>
@@ -707,7 +761,7 @@
       </w:r>
       <w:r>
         <w:rPr>
-          <w:rFonts w:ascii="Times New Roman" w:hAnsi="Times New Roman"/>
+          <w:rFonts w:ascii="Montserrat" w:hAnsi="Montserrat"/>
           <w:sz w:val="24"/>
           <w:szCs w:val="24"/>
         </w:rPr>
@@ -715,7 +769,7 @@
       </w:r>
       <w:r>
         <w:rPr>
-          <w:rFonts w:ascii="Times New Roman" w:hAnsi="Times New Roman"/>
+          <w:rFonts w:ascii="Montserrat" w:hAnsi="Montserrat"/>
           <w:sz w:val="24"/>
           <w:szCs w:val="24"/>
         </w:rPr>
@@ -727,14 +781,14 @@
         <w:spacing w:after="0" w:line="360" w:lineRule="auto"/>
         <w:jc w:val="both"/>
         <w:rPr>
-          <w:rFonts w:ascii="Times New Roman" w:hAnsi="Times New Roman"/>
-          <w:sz w:val="24"/>
-          <w:szCs w:val="24"/>
-        </w:rPr>
-      </w:pPr>
-      <w:r>
-        <w:rPr>
-          <w:rFonts w:ascii="Times New Roman" w:hAnsi="Times New Roman"/>
+          <w:rFonts w:ascii="Montserrat" w:hAnsi="Montserrat"/>
+          <w:sz w:val="24"/>
+          <w:szCs w:val="24"/>
+        </w:rPr>
+      </w:pPr>
+      <w:r>
+        <w:rPr>
+          <w:rFonts w:ascii="Montserrat" w:hAnsi="Montserrat"/>
           <w:sz w:val="24"/>
           <w:szCs w:val="24"/>
         </w:rPr>
@@ -743,7 +797,7 @@
       </w:r>
       <w:r>
         <w:rPr>
-          <w:rFonts w:ascii="Times New Roman" w:hAnsi="Times New Roman"/>
+          <w:rFonts w:ascii="Montserrat" w:hAnsi="Montserrat"/>
           <w:sz w:val="24"/>
           <w:szCs w:val="24"/>
         </w:rPr>
@@ -751,7 +805,7 @@
       </w:r>
       <w:r>
         <w:rPr>
-          <w:rFonts w:ascii="Times New Roman" w:hAnsi="Times New Roman"/>
+          <w:rFonts w:ascii="Montserrat" w:hAnsi="Montserrat"/>
           <w:sz w:val="24"/>
           <w:szCs w:val="24"/>
         </w:rPr>
@@ -759,7 +813,7 @@
       </w:r>
       <w:r>
         <w:rPr>
-          <w:rFonts w:ascii="Times New Roman" w:hAnsi="Times New Roman"/>
+          <w:rFonts w:ascii="Montserrat" w:hAnsi="Montserrat"/>
           <w:sz w:val="24"/>
           <w:szCs w:val="24"/>
         </w:rPr>
@@ -767,7 +821,7 @@
       </w:r>
       <w:r>
         <w:rPr>
-          <w:rFonts w:ascii="Times New Roman" w:hAnsi="Times New Roman"/>
+          <w:rFonts w:ascii="Montserrat" w:hAnsi="Montserrat"/>
           <w:sz w:val="24"/>
           <w:szCs w:val="24"/>
         </w:rPr>
@@ -779,14 +833,14 @@
         <w:spacing w:after="0" w:line="360" w:lineRule="auto"/>
         <w:jc w:val="both"/>
         <w:rPr>
-          <w:rFonts w:ascii="Times New Roman" w:hAnsi="Times New Roman"/>
-          <w:sz w:val="24"/>
-          <w:szCs w:val="24"/>
-        </w:rPr>
-      </w:pPr>
-      <w:r>
-        <w:rPr>
-          <w:rFonts w:ascii="Times New Roman" w:hAnsi="Times New Roman"/>
+          <w:rFonts w:ascii="Montserrat" w:hAnsi="Montserrat"/>
+          <w:sz w:val="24"/>
+          <w:szCs w:val="24"/>
+        </w:rPr>
+      </w:pPr>
+      <w:r>
+        <w:rPr>
+          <w:rFonts w:ascii="Montserrat" w:hAnsi="Montserrat"/>
           <w:sz w:val="24"/>
           <w:szCs w:val="24"/>
         </w:rPr>
@@ -795,7 +849,7 @@
       </w:r>
       <w:r>
         <w:rPr>
-          <w:rFonts w:ascii="Times New Roman" w:hAnsi="Times New Roman"/>
+          <w:rFonts w:ascii="Montserrat" w:hAnsi="Montserrat"/>
           <w:sz w:val="24"/>
           <w:szCs w:val="24"/>
         </w:rPr>
@@ -803,7 +857,7 @@
       </w:r>
       <w:r>
         <w:rPr>
-          <w:rFonts w:ascii="Times New Roman" w:hAnsi="Times New Roman"/>
+          <w:rFonts w:ascii="Montserrat" w:hAnsi="Montserrat"/>
           <w:sz w:val="24"/>
           <w:szCs w:val="24"/>
         </w:rPr>
@@ -815,14 +869,14 @@
         <w:spacing w:after="0" w:line="360" w:lineRule="auto"/>
         <w:jc w:val="both"/>
         <w:rPr>
-          <w:rFonts w:ascii="Times New Roman" w:hAnsi="Times New Roman"/>
-          <w:sz w:val="24"/>
-          <w:szCs w:val="24"/>
-        </w:rPr>
-      </w:pPr>
-      <w:r>
-        <w:rPr>
-          <w:rFonts w:ascii="Times New Roman" w:hAnsi="Times New Roman"/>
+          <w:rFonts w:ascii="Montserrat" w:hAnsi="Montserrat"/>
+          <w:sz w:val="24"/>
+          <w:szCs w:val="24"/>
+        </w:rPr>
+      </w:pPr>
+      <w:r>
+        <w:rPr>
+          <w:rFonts w:ascii="Montserrat" w:hAnsi="Montserrat"/>
           <w:sz w:val="24"/>
           <w:szCs w:val="24"/>
         </w:rPr>
@@ -840,167 +894,664 @@
 </w:document>
 </file>
 
+<file path=word/numbering.xml><?xml version="1.0" encoding="utf-8"?>
+<w:numbering xmlns:wpc="http://schemas.microsoft.com/office/word/2010/wordprocessingCanvas" xmlns:cx="http://schemas.microsoft.com/office/drawing/2014/chartex" xmlns:cx1="http://schemas.microsoft.com/office/drawing/2015/9/8/chartex" xmlns:cx2="http://schemas.microsoft.com/office/drawing/2015/10/21/chartex" xmlns:cx3="http://schemas.microsoft.com/office/drawing/2016/5/9/chartex" xmlns:cx4="http://schemas.microsoft.com/office/drawing/2016/5/10/chartex" xmlns:cx5="http://schemas.microsoft.com/office/drawing/2016/5/11/chartex" xmlns:cx6="http://schemas.microsoft.com/office/drawing/2016/5/12/chartex" xmlns:cx7="http://schemas.microsoft.com/office/drawing/2016/5/13/chartex" xmlns:cx8="http://schemas.microsoft.com/office/drawing/2016/5/14/chartex" xmlns:mc="http://schemas.openxmlformats.org/markup-compatibility/2006" xmlns:aink="http://schemas.microsoft.com/office/drawing/2016/ink" xmlns:am3d="http://schemas.microsoft.com/office/drawing/2017/model3d" xmlns:o="urn:schemas-microsoft-com:office:office" xmlns:oel="http://schemas.microsoft.com/office/2019/extlst" xmlns:r="http://schemas.openxmlformats.org/officeDocument/2006/relationships" xmlns:m="http://schemas.openxmlformats.org/officeDocument/2006/math" xmlns:v="urn:schemas-microsoft-com:vml" xmlns:wp14="http://schemas.microsoft.com/office/word/2010/wordprocessingDrawing" xmlns:wp="http://schemas.openxmlformats.org/drawingml/2006/wordprocessingDrawing" xmlns:w10="urn:schemas-microsoft-com:office:word" xmlns:w="http://schemas.openxmlformats.org/wordprocessingml/2006/main" xmlns:w14="http://schemas.microsoft.com/office/word/2010/wordml" xmlns:w15="http://schemas.microsoft.com/office/word/2012/wordml" xmlns:w16cex="http://schemas.microsoft.com/office/word/2018/wordml/cex" xmlns:w16cid="http://schemas.microsoft.com/office/word/2016/wordml/cid" xmlns:w16="http://schemas.microsoft.com/office/word/2018/wordml" xmlns:w16du="http://schemas.microsoft.com/office/word/2023/wordml/word16du" xmlns:w16sdtdh="http://schemas.microsoft.com/office/word/2020/wordml/sdtdatahash" xmlns:w16sdtfl="http://schemas.microsoft.com/office/word/2024/wordml/sdtformatlock" xmlns:w16se="http://schemas.microsoft.com/office/word/2015/wordml/symex" xmlns:wpg="http://schemas.microsoft.com/office/word/2010/wordprocessingGroup" xmlns:wpi="http://schemas.microsoft.com/office/word/2010/wordprocessingInk" xmlns:wne="http://schemas.microsoft.com/office/word/2006/wordml" xmlns:wps="http://schemas.microsoft.com/office/word/2010/wordprocessingShape" mc:Ignorable="w14 w15 w16se w16cid w16 w16cex w16sdtdh w16sdtfl w16du wp14">
+  <w:abstractNum w:abstractNumId="0" w15:restartNumberingAfterBreak="0">
+    <w:nsid w:val="FFFFFFFB"/>
+    <w:multiLevelType w:val="multilevel"/>
+    <w:tmpl w:val="80A499BA"/>
+    <w:lvl w:ilvl="0">
+      <w:start w:val="1"/>
+      <w:numFmt w:val="cardinalText"/>
+      <w:lvlText w:val="Chapter %1 "/>
+      <w:legacy w:legacy="1" w:legacySpace="144" w:legacyIndent="0"/>
+      <w:lvlJc w:val="left"/>
+    </w:lvl>
+    <w:lvl w:ilvl="1">
+      <w:start w:val="1"/>
+      <w:numFmt w:val="none"/>
+      <w:pStyle w:val="Heading2"/>
+      <w:suff w:val="nothing"/>
+      <w:lvlText w:val=""/>
+      <w:lvlJc w:val="left"/>
+    </w:lvl>
+    <w:lvl w:ilvl="2">
+      <w:start w:val="1"/>
+      <w:numFmt w:val="none"/>
+      <w:suff w:val="nothing"/>
+      <w:lvlText w:val=""/>
+      <w:lvlJc w:val="left"/>
+    </w:lvl>
+    <w:lvl w:ilvl="3">
+      <w:start w:val="1"/>
+      <w:numFmt w:val="none"/>
+      <w:pStyle w:val="Heading4"/>
+      <w:suff w:val="nothing"/>
+      <w:lvlText w:val=""/>
+      <w:lvlJc w:val="left"/>
+    </w:lvl>
+    <w:lvl w:ilvl="4">
+      <w:start w:val="1"/>
+      <w:numFmt w:val="none"/>
+      <w:pStyle w:val="Heading5"/>
+      <w:suff w:val="nothing"/>
+      <w:lvlText w:val=""/>
+      <w:lvlJc w:val="left"/>
+    </w:lvl>
+    <w:lvl w:ilvl="5">
+      <w:start w:val="1"/>
+      <w:numFmt w:val="none"/>
+      <w:pStyle w:val="Heading6"/>
+      <w:suff w:val="nothing"/>
+      <w:lvlText w:val=""/>
+      <w:lvlJc w:val="left"/>
+    </w:lvl>
+    <w:lvl w:ilvl="6">
+      <w:start w:val="1"/>
+      <w:numFmt w:val="none"/>
+      <w:suff w:val="nothing"/>
+      <w:lvlText w:val=""/>
+      <w:lvlJc w:val="left"/>
+    </w:lvl>
+    <w:lvl w:ilvl="7">
+      <w:start w:val="1"/>
+      <w:numFmt w:val="none"/>
+      <w:suff w:val="nothing"/>
+      <w:lvlText w:val=""/>
+      <w:lvlJc w:val="left"/>
+    </w:lvl>
+    <w:lvl w:ilvl="8">
+      <w:start w:val="1"/>
+      <w:numFmt w:val="none"/>
+      <w:suff w:val="nothing"/>
+      <w:lvlText w:val=""/>
+      <w:lvlJc w:val="left"/>
+    </w:lvl>
+  </w:abstractNum>
+  <w:num w:numId="1" w16cid:durableId="396393502">
+    <w:abstractNumId w:val="0"/>
+  </w:num>
+  <w:num w:numId="2" w16cid:durableId="1218929929">
+    <w:abstractNumId w:val="0"/>
+  </w:num>
+  <w:num w:numId="3" w16cid:durableId="1713528968">
+    <w:abstractNumId w:val="0"/>
+  </w:num>
+  <w:num w:numId="4" w16cid:durableId="126364824">
+    <w:abstractNumId w:val="0"/>
+  </w:num>
+  <w:num w:numId="5" w16cid:durableId="2074891201">
+    <w:abstractNumId w:val="0"/>
+  </w:num>
+  <w:num w:numId="6" w16cid:durableId="1512524265">
+    <w:abstractNumId w:val="0"/>
+  </w:num>
+  <w:num w:numId="7" w16cid:durableId="1002388706">
+    <w:abstractNumId w:val="0"/>
+  </w:num>
+</w:numbering>
+</file>
+
 <file path=word/styles.xml><?xml version="1.0" encoding="utf-8"?>
-<w:styles xmlns:r="http://schemas.openxmlformats.org/officeDocument/2006/relationships" xmlns:w="http://schemas.openxmlformats.org/wordprocessingml/2006/main">
+<w:styles xmlns:mc="http://schemas.openxmlformats.org/markup-compatibility/2006" xmlns:r="http://schemas.openxmlformats.org/officeDocument/2006/relationships" xmlns:w="http://schemas.openxmlformats.org/wordprocessingml/2006/main" xmlns:w14="http://schemas.microsoft.com/office/word/2010/wordml" xmlns:w15="http://schemas.microsoft.com/office/word/2012/wordml" xmlns:w16cex="http://schemas.microsoft.com/office/word/2018/wordml/cex" xmlns:w16cid="http://schemas.microsoft.com/office/word/2016/wordml/cid" xmlns:w16="http://schemas.microsoft.com/office/word/2018/wordml" xmlns:w16du="http://schemas.microsoft.com/office/word/2023/wordml/word16du" xmlns:w16sdtdh="http://schemas.microsoft.com/office/word/2020/wordml/sdtdatahash" xmlns:w16sdtfl="http://schemas.microsoft.com/office/word/2024/wordml/sdtformatlock" xmlns:w16se="http://schemas.microsoft.com/office/word/2015/wordml/symex" mc:Ignorable="w14 w15 w16se w16cid w16 w16cex w16sdtdh w16sdtfl w16du">
   <w:docDefaults>
     <w:rPrDefault>
       <w:rPr>
-        <w:rFonts w:ascii="Calibri" w:eastAsia="Calibri" w:hAnsi="Calibri" w:cs="Times New Roman"/>
+        <w:rFonts w:asciiTheme="minorHAnsi" w:eastAsiaTheme="minorHAnsi" w:hAnsiTheme="minorHAnsi" w:cstheme="minorBidi"/>
+        <w:sz w:val="22"/>
+        <w:szCs w:val="22"/>
         <w:lang w:val="en-US" w:eastAsia="en-US" w:bidi="ar-SA"/>
       </w:rPr>
     </w:rPrDefault>
     <w:pPrDefault/>
   </w:docDefaults>
-  <w:latentStyles w:defLockedState="0" w:defUIPriority="99" w:defSemiHidden="1" w:defUnhideWhenUsed="1" w:defQFormat="0" w:count="267">
-    <w:lsdException w:name="Normal" w:semiHidden="0" w:uiPriority="0" w:unhideWhenUsed="0" w:qFormat="1"/>
-    <w:lsdException w:name="heading 1" w:semiHidden="0" w:uiPriority="9" w:unhideWhenUsed="0" w:qFormat="1"/>
-    <w:lsdException w:name="heading 2" w:uiPriority="9" w:qFormat="1"/>
-    <w:lsdException w:name="heading 3" w:uiPriority="9" w:qFormat="1"/>
-    <w:lsdException w:name="heading 4" w:uiPriority="9" w:qFormat="1"/>
-    <w:lsdException w:name="heading 5" w:uiPriority="9" w:qFormat="1"/>
-    <w:lsdException w:name="heading 6" w:uiPriority="9" w:qFormat="1"/>
-    <w:lsdException w:name="heading 7" w:uiPriority="9" w:qFormat="1"/>
-    <w:lsdException w:name="heading 8" w:uiPriority="9" w:qFormat="1"/>
-    <w:lsdException w:name="heading 9" w:uiPriority="9" w:qFormat="1"/>
-    <w:lsdException w:name="toc 1" w:uiPriority="39"/>
-    <w:lsdException w:name="toc 2" w:uiPriority="39"/>
-    <w:lsdException w:name="toc 3" w:uiPriority="39"/>
-    <w:lsdException w:name="toc 4" w:uiPriority="39"/>
-    <w:lsdException w:name="toc 5" w:uiPriority="39"/>
-    <w:lsdException w:name="toc 6" w:uiPriority="39"/>
-    <w:lsdException w:name="toc 7" w:uiPriority="39"/>
-    <w:lsdException w:name="toc 8" w:uiPriority="39"/>
-    <w:lsdException w:name="toc 9" w:uiPriority="39"/>
-    <w:lsdException w:name="caption" w:uiPriority="35" w:qFormat="1"/>
-    <w:lsdException w:name="Title" w:semiHidden="0" w:uiPriority="10" w:unhideWhenUsed="0" w:qFormat="1"/>
-    <w:lsdException w:name="Default Paragraph Font" w:uiPriority="1"/>
-    <w:lsdException w:name="Body Text" w:uiPriority="0"/>
-    <w:lsdException w:name="Subtitle" w:semiHidden="0" w:uiPriority="11" w:unhideWhenUsed="0" w:qFormat="1"/>
-    <w:lsdException w:name="Strong" w:semiHidden="0" w:uiPriority="22" w:unhideWhenUsed="0" w:qFormat="1"/>
-    <w:lsdException w:name="Emphasis" w:semiHidden="0" w:uiPriority="20" w:unhideWhenUsed="0" w:qFormat="1"/>
-    <w:lsdException w:name="Table Grid" w:semiHidden="0" w:uiPriority="59" w:unhideWhenUsed="0"/>
-    <w:lsdException w:name="Placeholder Text" w:unhideWhenUsed="0"/>
-    <w:lsdException w:name="No Spacing" w:semiHidden="0" w:uiPriority="1" w:unhideWhenUsed="0" w:qFormat="1"/>
-    <w:lsdException w:name="Light Shading" w:semiHidden="0" w:uiPriority="60" w:unhideWhenUsed="0"/>
-    <w:lsdException w:name="Light List" w:semiHidden="0" w:uiPriority="61" w:unhideWhenUsed="0"/>
-    <w:lsdException w:name="Light Grid" w:semiHidden="0" w:uiPriority="62" w:unhideWhenUsed="0"/>
-    <w:lsdException w:name="Medium Shading 1" w:semiHidden="0" w:uiPriority="63" w:unhideWhenUsed="0"/>
-    <w:lsdException w:name="Medium Shading 2" w:semiHidden="0" w:uiPriority="64" w:unhideWhenUsed="0"/>
-    <w:lsdException w:name="Medium List 1" w:semiHidden="0" w:uiPriority="65" w:unhideWhenUsed="0"/>
-    <w:lsdException w:name="Medium List 2" w:semiHidden="0" w:uiPriority="66" w:unhideWhenUsed="0"/>
-    <w:lsdException w:name="Medium Grid 1" w:semiHidden="0" w:uiPriority="67" w:unhideWhenUsed="0"/>
-    <w:lsdException w:name="Medium Grid 2" w:semiHidden="0" w:uiPriority="68" w:unhideWhenUsed="0"/>
-    <w:lsdException w:name="Medium Grid 3" w:semiHidden="0" w:uiPriority="69" w:unhideWhenUsed="0"/>
-    <w:lsdException w:name="Dark List" w:semiHidden="0" w:uiPriority="70" w:unhideWhenUsed="0"/>
-    <w:lsdException w:name="Colorful Shading" w:semiHidden="0" w:uiPriority="71" w:unhideWhenUsed="0"/>
-    <w:lsdException w:name="Colorful List" w:semiHidden="0" w:uiPriority="72" w:unhideWhenUsed="0"/>
-    <w:lsdException w:name="Colorful Grid" w:semiHidden="0" w:uiPriority="73" w:unhideWhenUsed="0"/>
-    <w:lsdException w:name="Light Shading Accent 1" w:semiHidden="0" w:uiPriority="60" w:unhideWhenUsed="0"/>
-    <w:lsdException w:name="Light List Accent 1" w:semiHidden="0" w:uiPriority="61" w:unhideWhenUsed="0"/>
-    <w:lsdException w:name="Light Grid Accent 1" w:semiHidden="0" w:uiPriority="62" w:unhideWhenUsed="0"/>
-    <w:lsdException w:name="Medium Shading 1 Accent 1" w:semiHidden="0" w:uiPriority="63" w:unhideWhenUsed="0"/>
-    <w:lsdException w:name="Medium Shading 2 Accent 1" w:semiHidden="0" w:uiPriority="64" w:unhideWhenUsed="0"/>
-    <w:lsdException w:name="Medium List 1 Accent 1" w:semiHidden="0" w:uiPriority="65" w:unhideWhenUsed="0"/>
-    <w:lsdException w:name="Revision" w:unhideWhenUsed="0"/>
-    <w:lsdException w:name="List Paragraph" w:semiHidden="0" w:uiPriority="34" w:unhideWhenUsed="0" w:qFormat="1"/>
-    <w:lsdException w:name="Quote" w:semiHidden="0" w:uiPriority="29" w:unhideWhenUsed="0" w:qFormat="1"/>
-    <w:lsdException w:name="Intense Quote" w:semiHidden="0" w:uiPriority="30" w:unhideWhenUsed="0" w:qFormat="1"/>
-    <w:lsdException w:name="Medium List 2 Accent 1" w:semiHidden="0" w:uiPriority="66" w:unhideWhenUsed="0"/>
-    <w:lsdException w:name="Medium Grid 1 Accent 1" w:semiHidden="0" w:uiPriority="67" w:unhideWhenUsed="0"/>
-    <w:lsdException w:name="Medium Grid 2 Accent 1" w:semiHidden="0" w:uiPriority="68" w:unhideWhenUsed="0"/>
-    <w:lsdException w:name="Medium Grid 3 Accent 1" w:semiHidden="0" w:uiPriority="69" w:unhideWhenUsed="0"/>
-    <w:lsdException w:name="Dark List Accent 1" w:semiHidden="0" w:uiPriority="70" w:unhideWhenUsed="0"/>
-    <w:lsdException w:name="Colorful Shading Accent 1" w:semiHidden="0" w:uiPriority="71" w:unhideWhenUsed="0"/>
-    <w:lsdException w:name="Colorful List Accent 1" w:semiHidden="0" w:uiPriority="72" w:unhideWhenUsed="0"/>
-    <w:lsdException w:name="Colorful Grid Accent 1" w:semiHidden="0" w:uiPriority="73" w:unhideWhenUsed="0"/>
-    <w:lsdException w:name="Light Shading Accent 2" w:semiHidden="0" w:uiPriority="60" w:unhideWhenUsed="0"/>
-    <w:lsdException w:name="Light List Accent 2" w:semiHidden="0" w:uiPriority="61" w:unhideWhenUsed="0"/>
-    <w:lsdException w:name="Light Grid Accent 2" w:semiHidden="0" w:uiPriority="62" w:unhideWhenUsed="0"/>
-    <w:lsdException w:name="Medium Shading 1 Accent 2" w:semiHidden="0" w:uiPriority="63" w:unhideWhenUsed="0"/>
-    <w:lsdException w:name="Medium Shading 2 Accent 2" w:semiHidden="0" w:uiPriority="64" w:unhideWhenUsed="0"/>
-    <w:lsdException w:name="Medium List 1 Accent 2" w:semiHidden="0" w:uiPriority="65" w:unhideWhenUsed="0"/>
-    <w:lsdException w:name="Medium List 2 Accent 2" w:semiHidden="0" w:uiPriority="66" w:unhideWhenUsed="0"/>
-    <w:lsdException w:name="Medium Grid 1 Accent 2" w:semiHidden="0" w:uiPriority="67" w:unhideWhenUsed="0"/>
-    <w:lsdException w:name="Medium Grid 2 Accent 2" w:semiHidden="0" w:uiPriority="68" w:unhideWhenUsed="0"/>
-    <w:lsdException w:name="Medium Grid 3 Accent 2" w:semiHidden="0" w:uiPriority="69" w:unhideWhenUsed="0"/>
-    <w:lsdException w:name="Dark List Accent 2" w:semiHidden="0" w:uiPriority="70" w:unhideWhenUsed="0"/>
-    <w:lsdException w:name="Colorful Shading Accent 2" w:semiHidden="0" w:uiPriority="71" w:unhideWhenUsed="0"/>
-    <w:lsdException w:name="Colorful List Accent 2" w:semiHidden="0" w:uiPriority="72" w:unhideWhenUsed="0"/>
-    <w:lsdException w:name="Colorful Grid Accent 2" w:semiHidden="0" w:uiPriority="73" w:unhideWhenUsed="0"/>
-    <w:lsdException w:name="Light Shading Accent 3" w:semiHidden="0" w:uiPriority="60" w:unhideWhenUsed="0"/>
-    <w:lsdException w:name="Light List Accent 3" w:semiHidden="0" w:uiPriority="61" w:unhideWhenUsed="0"/>
-    <w:lsdException w:name="Light Grid Accent 3" w:semiHidden="0" w:uiPriority="62" w:unhideWhenUsed="0"/>
-    <w:lsdException w:name="Medium Shading 1 Accent 3" w:semiHidden="0" w:uiPriority="63" w:unhideWhenUsed="0"/>
-    <w:lsdException w:name="Medium Shading 2 Accent 3" w:semiHidden="0" w:uiPriority="64" w:unhideWhenUsed="0"/>
-    <w:lsdException w:name="Medium List 1 Accent 3" w:semiHidden="0" w:uiPriority="65" w:unhideWhenUsed="0"/>
-    <w:lsdException w:name="Medium List 2 Accent 3" w:semiHidden="0" w:uiPriority="66" w:unhideWhenUsed="0"/>
-    <w:lsdException w:name="Medium Grid 1 Accent 3" w:semiHidden="0" w:uiPriority="67" w:unhideWhenUsed="0"/>
-    <w:lsdException w:name="Medium Grid 2 Accent 3" w:semiHidden="0" w:uiPriority="68" w:unhideWhenUsed="0"/>
-    <w:lsdException w:name="Medium Grid 3 Accent 3" w:semiHidden="0" w:uiPriority="69" w:unhideWhenUsed="0"/>
-    <w:lsdException w:name="Dark List Accent 3" w:semiHidden="0" w:uiPriority="70" w:unhideWhenUsed="0"/>
-    <w:lsdException w:name="Colorful Shading Accent 3" w:semiHidden="0" w:uiPriority="71" w:unhideWhenUsed="0"/>
-    <w:lsdException w:name="Colorful List Accent 3" w:semiHidden="0" w:uiPriority="72" w:unhideWhenUsed="0"/>
-    <w:lsdException w:name="Colorful Grid Accent 3" w:semiHidden="0" w:uiPriority="73" w:unhideWhenUsed="0"/>
-    <w:lsdException w:name="Light Shading Accent 4" w:semiHidden="0" w:uiPriority="60" w:unhideWhenUsed="0"/>
-    <w:lsdException w:name="Light List Accent 4" w:semiHidden="0" w:uiPriority="61" w:unhideWhenUsed="0"/>
-    <w:lsdException w:name="Light Grid Accent 4" w:semiHidden="0" w:uiPriority="62" w:unhideWhenUsed="0"/>
-    <w:lsdException w:name="Medium Shading 1 Accent 4" w:semiHidden="0" w:uiPriority="63" w:unhideWhenUsed="0"/>
-    <w:lsdException w:name="Medium Shading 2 Accent 4" w:semiHidden="0" w:uiPriority="64" w:unhideWhenUsed="0"/>
-    <w:lsdException w:name="Medium List 1 Accent 4" w:semiHidden="0" w:uiPriority="65" w:unhideWhenUsed="0"/>
-    <w:lsdException w:name="Medium List 2 Accent 4" w:semiHidden="0" w:uiPriority="66" w:unhideWhenUsed="0"/>
-    <w:lsdException w:name="Medium Grid 1 Accent 4" w:semiHidden="0" w:uiPriority="67" w:unhideWhenUsed="0"/>
-    <w:lsdException w:name="Medium Grid 2 Accent 4" w:semiHidden="0" w:uiPriority="68" w:unhideWhenUsed="0"/>
-    <w:lsdException w:name="Medium Grid 3 Accent 4" w:semiHidden="0" w:uiPriority="69" w:unhideWhenUsed="0"/>
-    <w:lsdException w:name="Dark List Accent 4" w:semiHidden="0" w:uiPriority="70" w:unhideWhenUsed="0"/>
-    <w:lsdException w:name="Colorful Shading Accent 4" w:semiHidden="0" w:uiPriority="71" w:unhideWhenUsed="0"/>
-    <w:lsdException w:name="Colorful List Accent 4" w:semiHidden="0" w:uiPriority="72" w:unhideWhenUsed="0"/>
-    <w:lsdException w:name="Colorful Grid Accent 4" w:semiHidden="0" w:uiPriority="73" w:unhideWhenUsed="0"/>
-    <w:lsdException w:name="Light Shading Accent 5" w:semiHidden="0" w:uiPriority="60" w:unhideWhenUsed="0"/>
-    <w:lsdException w:name="Light List Accent 5" w:semiHidden="0" w:uiPriority="61" w:unhideWhenUsed="0"/>
-    <w:lsdException w:name="Light Grid Accent 5" w:semiHidden="0" w:uiPriority="62" w:unhideWhenUsed="0"/>
-    <w:lsdException w:name="Medium Shading 1 Accent 5" w:semiHidden="0" w:uiPriority="63" w:unhideWhenUsed="0"/>
-    <w:lsdException w:name="Medium Shading 2 Accent 5" w:semiHidden="0" w:uiPriority="64" w:unhideWhenUsed="0"/>
-    <w:lsdException w:name="Medium List 1 Accent 5" w:semiHidden="0" w:uiPriority="65" w:unhideWhenUsed="0"/>
-    <w:lsdException w:name="Medium List 2 Accent 5" w:semiHidden="0" w:uiPriority="66" w:unhideWhenUsed="0"/>
-    <w:lsdException w:name="Medium Grid 1 Accent 5" w:semiHidden="0" w:uiPriority="67" w:unhideWhenUsed="0"/>
-    <w:lsdException w:name="Medium Grid 2 Accent 5" w:semiHidden="0" w:uiPriority="68" w:unhideWhenUsed="0"/>
-    <w:lsdException w:name="Medium Grid 3 Accent 5" w:semiHidden="0" w:uiPriority="69" w:unhideWhenUsed="0"/>
-    <w:lsdException w:name="Dark List Accent 5" w:semiHidden="0" w:uiPriority="70" w:unhideWhenUsed="0"/>
-    <w:lsdException w:name="Colorful Shading Accent 5" w:semiHidden="0" w:uiPriority="71" w:unhideWhenUsed="0"/>
-    <w:lsdException w:name="Colorful List Accent 5" w:semiHidden="0" w:uiPriority="72" w:unhideWhenUsed="0"/>
-    <w:lsdException w:name="Colorful Grid Accent 5" w:semiHidden="0" w:uiPriority="73" w:unhideWhenUsed="0"/>
-    <w:lsdException w:name="Light Shading Accent 6" w:semiHidden="0" w:uiPriority="60" w:unhideWhenUsed="0"/>
-    <w:lsdException w:name="Light List Accent 6" w:semiHidden="0" w:uiPriority="61" w:unhideWhenUsed="0"/>
-    <w:lsdException w:name="Light Grid Accent 6" w:semiHidden="0" w:uiPriority="62" w:unhideWhenUsed="0"/>
-    <w:lsdException w:name="Medium Shading 1 Accent 6" w:semiHidden="0" w:uiPriority="63" w:unhideWhenUsed="0"/>
-    <w:lsdException w:name="Medium Shading 2 Accent 6" w:semiHidden="0" w:uiPriority="64" w:unhideWhenUsed="0"/>
-    <w:lsdException w:name="Medium List 1 Accent 6" w:semiHidden="0" w:uiPriority="65" w:unhideWhenUsed="0"/>
-    <w:lsdException w:name="Medium List 2 Accent 6" w:semiHidden="0" w:uiPriority="66" w:unhideWhenUsed="0"/>
-    <w:lsdException w:name="Medium Grid 1 Accent 6" w:semiHidden="0" w:uiPriority="67" w:unhideWhenUsed="0"/>
-    <w:lsdException w:name="Medium Grid 2 Accent 6" w:semiHidden="0" w:uiPriority="68" w:unhideWhenUsed="0"/>
-    <w:lsdException w:name="Medium Grid 3 Accent 6" w:semiHidden="0" w:uiPriority="69" w:unhideWhenUsed="0"/>
-    <w:lsdException w:name="Dark List Accent 6" w:semiHidden="0" w:uiPriority="70" w:unhideWhenUsed="0"/>
-    <w:lsdException w:name="Colorful Shading Accent 6" w:semiHidden="0" w:uiPriority="71" w:unhideWhenUsed="0"/>
-    <w:lsdException w:name="Colorful List Accent 6" w:semiHidden="0" w:uiPriority="72" w:unhideWhenUsed="0"/>
-    <w:lsdException w:name="Colorful Grid Accent 6" w:semiHidden="0" w:uiPriority="73" w:unhideWhenUsed="0"/>
-    <w:lsdException w:name="Subtle Emphasis" w:semiHidden="0" w:uiPriority="19" w:unhideWhenUsed="0" w:qFormat="1"/>
-    <w:lsdException w:name="Intense Emphasis" w:semiHidden="0" w:uiPriority="21" w:unhideWhenUsed="0" w:qFormat="1"/>
-    <w:lsdException w:name="Subtle Reference" w:semiHidden="0" w:uiPriority="31" w:unhideWhenUsed="0" w:qFormat="1"/>
-    <w:lsdException w:name="Intense Reference" w:semiHidden="0" w:uiPriority="32" w:unhideWhenUsed="0" w:qFormat="1"/>
-    <w:lsdException w:name="Book Title" w:semiHidden="0" w:uiPriority="33" w:unhideWhenUsed="0" w:qFormat="1"/>
-    <w:lsdException w:name="Bibliography" w:uiPriority="37"/>
-    <w:lsdException w:name="TOC Heading" w:uiPriority="39" w:qFormat="1"/>
+  <w:latentStyles w:defLockedState="0" w:defUIPriority="99" w:defSemiHidden="0" w:defUnhideWhenUsed="0" w:defQFormat="0" w:count="376">
+    <w:lsdException w:name="Normal" w:uiPriority="0" w:qFormat="1"/>
+    <w:lsdException w:name="heading 1" w:uiPriority="0" w:qFormat="1"/>
+    <w:lsdException w:name="heading 2" w:semiHidden="1" w:uiPriority="0" w:unhideWhenUsed="1" w:qFormat="1"/>
+    <w:lsdException w:name="heading 3" w:semiHidden="1" w:uiPriority="0" w:unhideWhenUsed="1" w:qFormat="1"/>
+    <w:lsdException w:name="heading 4" w:semiHidden="1" w:uiPriority="0" w:unhideWhenUsed="1" w:qFormat="1"/>
+    <w:lsdException w:name="heading 5" w:semiHidden="1" w:uiPriority="0" w:unhideWhenUsed="1" w:qFormat="1"/>
+    <w:lsdException w:name="heading 6" w:semiHidden="1" w:uiPriority="0" w:unhideWhenUsed="1" w:qFormat="1"/>
+    <w:lsdException w:name="heading 7" w:semiHidden="1" w:uiPriority="0" w:unhideWhenUsed="1" w:qFormat="1"/>
+    <w:lsdException w:name="heading 8" w:semiHidden="1" w:uiPriority="0" w:unhideWhenUsed="1" w:qFormat="1"/>
+    <w:lsdException w:name="heading 9" w:semiHidden="1" w:uiPriority="0" w:unhideWhenUsed="1" w:qFormat="1"/>
+    <w:lsdException w:name="index 1" w:semiHidden="1" w:unhideWhenUsed="1"/>
+    <w:lsdException w:name="index 2" w:semiHidden="1" w:unhideWhenUsed="1"/>
+    <w:lsdException w:name="index 3" w:semiHidden="1" w:unhideWhenUsed="1"/>
+    <w:lsdException w:name="index 4" w:semiHidden="1" w:unhideWhenUsed="1"/>
+    <w:lsdException w:name="index 5" w:semiHidden="1" w:unhideWhenUsed="1"/>
+    <w:lsdException w:name="index 6" w:semiHidden="1" w:unhideWhenUsed="1"/>
+    <w:lsdException w:name="index 7" w:semiHidden="1" w:unhideWhenUsed="1"/>
+    <w:lsdException w:name="index 8" w:semiHidden="1" w:unhideWhenUsed="1"/>
+    <w:lsdException w:name="index 9" w:semiHidden="1" w:unhideWhenUsed="1"/>
+    <w:lsdException w:name="toc 1" w:semiHidden="1" w:uiPriority="39" w:unhideWhenUsed="1"/>
+    <w:lsdException w:name="toc 2" w:semiHidden="1" w:uiPriority="39" w:unhideWhenUsed="1"/>
+    <w:lsdException w:name="toc 3" w:semiHidden="1" w:uiPriority="39" w:unhideWhenUsed="1"/>
+    <w:lsdException w:name="toc 4" w:semiHidden="1" w:uiPriority="39" w:unhideWhenUsed="1"/>
+    <w:lsdException w:name="toc 5" w:semiHidden="1" w:uiPriority="39" w:unhideWhenUsed="1"/>
+    <w:lsdException w:name="toc 6" w:semiHidden="1" w:uiPriority="39" w:unhideWhenUsed="1"/>
+    <w:lsdException w:name="toc 7" w:semiHidden="1" w:uiPriority="39" w:unhideWhenUsed="1"/>
+    <w:lsdException w:name="toc 8" w:semiHidden="1" w:uiPriority="39" w:unhideWhenUsed="1"/>
+    <w:lsdException w:name="toc 9" w:semiHidden="1" w:uiPriority="39" w:unhideWhenUsed="1"/>
+    <w:lsdException w:name="Normal Indent" w:semiHidden="1" w:unhideWhenUsed="1"/>
+    <w:lsdException w:name="footnote text" w:semiHidden="1" w:unhideWhenUsed="1"/>
+    <w:lsdException w:name="annotation text" w:semiHidden="1" w:unhideWhenUsed="1"/>
+    <w:lsdException w:name="header" w:semiHidden="1" w:unhideWhenUsed="1"/>
+    <w:lsdException w:name="footer" w:semiHidden="1" w:unhideWhenUsed="1"/>
+    <w:lsdException w:name="index heading" w:semiHidden="1" w:unhideWhenUsed="1"/>
+    <w:lsdException w:name="caption" w:semiHidden="1" w:uiPriority="35" w:unhideWhenUsed="1" w:qFormat="1"/>
+    <w:lsdException w:name="table of figures" w:semiHidden="1" w:unhideWhenUsed="1"/>
+    <w:lsdException w:name="envelope address" w:semiHidden="1" w:unhideWhenUsed="1"/>
+    <w:lsdException w:name="envelope return" w:semiHidden="1" w:unhideWhenUsed="1"/>
+    <w:lsdException w:name="footnote reference" w:semiHidden="1" w:unhideWhenUsed="1"/>
+    <w:lsdException w:name="annotation reference" w:semiHidden="1" w:unhideWhenUsed="1"/>
+    <w:lsdException w:name="line number" w:semiHidden="1" w:unhideWhenUsed="1"/>
+    <w:lsdException w:name="page number" w:semiHidden="1" w:unhideWhenUsed="1"/>
+    <w:lsdException w:name="endnote reference" w:semiHidden="1" w:unhideWhenUsed="1"/>
+    <w:lsdException w:name="endnote text" w:semiHidden="1" w:unhideWhenUsed="1"/>
+    <w:lsdException w:name="table of authorities" w:semiHidden="1" w:unhideWhenUsed="1"/>
+    <w:lsdException w:name="macro" w:semiHidden="1" w:unhideWhenUsed="1"/>
+    <w:lsdException w:name="toa heading" w:semiHidden="1" w:unhideWhenUsed="1"/>
+    <w:lsdException w:name="List" w:semiHidden="1" w:unhideWhenUsed="1"/>
+    <w:lsdException w:name="List Bullet" w:semiHidden="1" w:unhideWhenUsed="1"/>
+    <w:lsdException w:name="List Number" w:semiHidden="1" w:unhideWhenUsed="1"/>
+    <w:lsdException w:name="List 2" w:semiHidden="1" w:unhideWhenUsed="1"/>
+    <w:lsdException w:name="List 3" w:semiHidden="1" w:unhideWhenUsed="1"/>
+    <w:lsdException w:name="List 4" w:semiHidden="1" w:unhideWhenUsed="1"/>
+    <w:lsdException w:name="List 5" w:semiHidden="1" w:unhideWhenUsed="1"/>
+    <w:lsdException w:name="List Bullet 2" w:semiHidden="1" w:unhideWhenUsed="1"/>
+    <w:lsdException w:name="List Bullet 3" w:semiHidden="1" w:unhideWhenUsed="1"/>
+    <w:lsdException w:name="List Bullet 4" w:semiHidden="1" w:unhideWhenUsed="1"/>
+    <w:lsdException w:name="List Bullet 5" w:semiHidden="1" w:unhideWhenUsed="1"/>
+    <w:lsdException w:name="List Number 2" w:semiHidden="1" w:unhideWhenUsed="1"/>
+    <w:lsdException w:name="List Number 3" w:semiHidden="1" w:unhideWhenUsed="1"/>
+    <w:lsdException w:name="List Number 4" w:semiHidden="1" w:unhideWhenUsed="1"/>
+    <w:lsdException w:name="List Number 5" w:semiHidden="1" w:unhideWhenUsed="1"/>
+    <w:lsdException w:name="Title" w:uiPriority="10" w:qFormat="1"/>
+    <w:lsdException w:name="Closing" w:semiHidden="1" w:unhideWhenUsed="1"/>
+    <w:lsdException w:name="Signature" w:semiHidden="1" w:unhideWhenUsed="1"/>
+    <w:lsdException w:name="Default Paragraph Font" w:semiHidden="1" w:uiPriority="1" w:unhideWhenUsed="1"/>
+    <w:lsdException w:name="Body Text" w:semiHidden="1" w:uiPriority="0" w:unhideWhenUsed="1"/>
+    <w:lsdException w:name="Body Text Indent" w:semiHidden="1" w:unhideWhenUsed="1"/>
+    <w:lsdException w:name="List Continue" w:semiHidden="1" w:unhideWhenUsed="1"/>
+    <w:lsdException w:name="List Continue 2" w:semiHidden="1" w:unhideWhenUsed="1"/>
+    <w:lsdException w:name="List Continue 3" w:semiHidden="1" w:unhideWhenUsed="1"/>
+    <w:lsdException w:name="List Continue 4" w:semiHidden="1" w:unhideWhenUsed="1"/>
+    <w:lsdException w:name="List Continue 5" w:semiHidden="1" w:unhideWhenUsed="1"/>
+    <w:lsdException w:name="Message Header" w:semiHidden="1" w:unhideWhenUsed="1"/>
+    <w:lsdException w:name="Subtitle" w:uiPriority="11" w:qFormat="1"/>
+    <w:lsdException w:name="Salutation" w:semiHidden="1" w:unhideWhenUsed="1"/>
+    <w:lsdException w:name="Date" w:semiHidden="1" w:unhideWhenUsed="1"/>
+    <w:lsdException w:name="Body Text First Indent" w:semiHidden="1" w:unhideWhenUsed="1"/>
+    <w:lsdException w:name="Body Text First Indent 2" w:semiHidden="1" w:unhideWhenUsed="1"/>
+    <w:lsdException w:name="Note Heading" w:semiHidden="1" w:unhideWhenUsed="1"/>
+    <w:lsdException w:name="Body Text 2" w:semiHidden="1" w:unhideWhenUsed="1"/>
+    <w:lsdException w:name="Body Text 3" w:semiHidden="1" w:unhideWhenUsed="1"/>
+    <w:lsdException w:name="Body Text Indent 2" w:semiHidden="1" w:unhideWhenUsed="1"/>
+    <w:lsdException w:name="Body Text Indent 3" w:semiHidden="1" w:unhideWhenUsed="1"/>
+    <w:lsdException w:name="Block Text" w:semiHidden="1" w:unhideWhenUsed="1"/>
+    <w:lsdException w:name="Hyperlink" w:semiHidden="1" w:unhideWhenUsed="1"/>
+    <w:lsdException w:name="FollowedHyperlink" w:semiHidden="1" w:unhideWhenUsed="1"/>
+    <w:lsdException w:name="Strong" w:uiPriority="22" w:qFormat="1"/>
+    <w:lsdException w:name="Emphasis" w:uiPriority="20" w:qFormat="1"/>
+    <w:lsdException w:name="Document Map" w:semiHidden="1" w:unhideWhenUsed="1"/>
+    <w:lsdException w:name="Plain Text" w:semiHidden="1" w:unhideWhenUsed="1"/>
+    <w:lsdException w:name="E-mail Signature" w:semiHidden="1" w:unhideWhenUsed="1"/>
+    <w:lsdException w:name="HTML Top of Form" w:semiHidden="1" w:unhideWhenUsed="1"/>
+    <w:lsdException w:name="HTML Bottom of Form" w:semiHidden="1" w:unhideWhenUsed="1"/>
+    <w:lsdException w:name="Normal (Web)" w:semiHidden="1" w:unhideWhenUsed="1"/>
+    <w:lsdException w:name="HTML Acronym" w:semiHidden="1" w:unhideWhenUsed="1"/>
+    <w:lsdException w:name="HTML Address" w:semiHidden="1" w:unhideWhenUsed="1"/>
+    <w:lsdException w:name="HTML Cite" w:semiHidden="1" w:unhideWhenUsed="1"/>
+    <w:lsdException w:name="HTML Code" w:semiHidden="1" w:unhideWhenUsed="1"/>
+    <w:lsdException w:name="HTML Definition" w:semiHidden="1" w:unhideWhenUsed="1"/>
+    <w:lsdException w:name="HTML Keyboard" w:semiHidden="1" w:unhideWhenUsed="1"/>
+    <w:lsdException w:name="HTML Preformatted" w:semiHidden="1" w:unhideWhenUsed="1"/>
+    <w:lsdException w:name="HTML Sample" w:semiHidden="1" w:unhideWhenUsed="1"/>
+    <w:lsdException w:name="HTML Typewriter" w:semiHidden="1" w:unhideWhenUsed="1"/>
+    <w:lsdException w:name="HTML Variable" w:semiHidden="1" w:unhideWhenUsed="1"/>
+    <w:lsdException w:name="Normal Table" w:semiHidden="1" w:unhideWhenUsed="1"/>
+    <w:lsdException w:name="annotation subject" w:semiHidden="1" w:unhideWhenUsed="1"/>
+    <w:lsdException w:name="No List" w:semiHidden="1" w:unhideWhenUsed="1"/>
+    <w:lsdException w:name="Outline List 1" w:semiHidden="1" w:unhideWhenUsed="1"/>
+    <w:lsdException w:name="Outline List 2" w:semiHidden="1" w:unhideWhenUsed="1"/>
+    <w:lsdException w:name="Outline List 3" w:semiHidden="1" w:unhideWhenUsed="1"/>
+    <w:lsdException w:name="Table Simple 1" w:semiHidden="1" w:unhideWhenUsed="1"/>
+    <w:lsdException w:name="Table Simple 2" w:semiHidden="1" w:unhideWhenUsed="1"/>
+    <w:lsdException w:name="Table Simple 3" w:semiHidden="1" w:unhideWhenUsed="1"/>
+    <w:lsdException w:name="Table Classic 1" w:semiHidden="1" w:unhideWhenUsed="1"/>
+    <w:lsdException w:name="Table Classic 2" w:semiHidden="1" w:unhideWhenUsed="1"/>
+    <w:lsdException w:name="Table Classic 3" w:semiHidden="1" w:unhideWhenUsed="1"/>
+    <w:lsdException w:name="Table Classic 4" w:semiHidden="1" w:unhideWhenUsed="1"/>
+    <w:lsdException w:name="Table Colorful 1" w:semiHidden="1" w:unhideWhenUsed="1"/>
+    <w:lsdException w:name="Table Colorful 2" w:semiHidden="1" w:unhideWhenUsed="1"/>
+    <w:lsdException w:name="Table Colorful 3" w:semiHidden="1" w:unhideWhenUsed="1"/>
+    <w:lsdException w:name="Table Columns 1" w:semiHidden="1" w:unhideWhenUsed="1"/>
+    <w:lsdException w:name="Table Columns 2" w:semiHidden="1" w:unhideWhenUsed="1"/>
+    <w:lsdException w:name="Table Columns 3" w:semiHidden="1" w:unhideWhenUsed="1"/>
+    <w:lsdException w:name="Table Columns 4" w:semiHidden="1" w:unhideWhenUsed="1"/>
+    <w:lsdException w:name="Table Columns 5" w:semiHidden="1" w:unhideWhenUsed="1"/>
+    <w:lsdException w:name="Table Grid 1" w:semiHidden="1" w:unhideWhenUsed="1"/>
+    <w:lsdException w:name="Table Grid 2" w:semiHidden="1" w:unhideWhenUsed="1"/>
+    <w:lsdException w:name="Table Grid 3" w:semiHidden="1" w:unhideWhenUsed="1"/>
+    <w:lsdException w:name="Table Grid 4" w:semiHidden="1" w:unhideWhenUsed="1"/>
+    <w:lsdException w:name="Table Grid 5" w:semiHidden="1" w:unhideWhenUsed="1"/>
+    <w:lsdException w:name="Table Grid 6" w:semiHidden="1" w:unhideWhenUsed="1"/>
+    <w:lsdException w:name="Table Grid 7" w:semiHidden="1" w:unhideWhenUsed="1"/>
+    <w:lsdException w:name="Table Grid 8" w:semiHidden="1" w:unhideWhenUsed="1"/>
+    <w:lsdException w:name="Table List 1" w:semiHidden="1" w:unhideWhenUsed="1"/>
+    <w:lsdException w:name="Table List 2" w:semiHidden="1" w:unhideWhenUsed="1"/>
+    <w:lsdException w:name="Table List 3" w:semiHidden="1" w:unhideWhenUsed="1"/>
+    <w:lsdException w:name="Table List 4" w:semiHidden="1" w:unhideWhenUsed="1"/>
+    <w:lsdException w:name="Table List 5" w:semiHidden="1" w:unhideWhenUsed="1"/>
+    <w:lsdException w:name="Table List 6" w:semiHidden="1" w:unhideWhenUsed="1"/>
+    <w:lsdException w:name="Table List 7" w:semiHidden="1" w:unhideWhenUsed="1"/>
+    <w:lsdException w:name="Table List 8" w:semiHidden="1" w:unhideWhenUsed="1"/>
+    <w:lsdException w:name="Table 3D effects 1" w:semiHidden="1" w:unhideWhenUsed="1"/>
+    <w:lsdException w:name="Table 3D effects 2" w:semiHidden="1" w:unhideWhenUsed="1"/>
+    <w:lsdException w:name="Table 3D effects 3" w:semiHidden="1" w:unhideWhenUsed="1"/>
+    <w:lsdException w:name="Table Contemporary" w:semiHidden="1" w:unhideWhenUsed="1"/>
+    <w:lsdException w:name="Table Elegant" w:semiHidden="1" w:unhideWhenUsed="1"/>
+    <w:lsdException w:name="Table Professional" w:semiHidden="1" w:unhideWhenUsed="1"/>
+    <w:lsdException w:name="Table Subtle 1" w:semiHidden="1" w:unhideWhenUsed="1"/>
+    <w:lsdException w:name="Table Subtle 2" w:semiHidden="1" w:unhideWhenUsed="1"/>
+    <w:lsdException w:name="Table Web 1" w:semiHidden="1" w:unhideWhenUsed="1"/>
+    <w:lsdException w:name="Table Web 2" w:semiHidden="1" w:unhideWhenUsed="1"/>
+    <w:lsdException w:name="Table Web 3" w:semiHidden="1" w:unhideWhenUsed="1"/>
+    <w:lsdException w:name="Balloon Text" w:semiHidden="1" w:unhideWhenUsed="1"/>
+    <w:lsdException w:name="Table Grid" w:uiPriority="59"/>
+    <w:lsdException w:name="Table Theme" w:semiHidden="1" w:unhideWhenUsed="1"/>
+    <w:lsdException w:name="Placeholder Text" w:semiHidden="1"/>
+    <w:lsdException w:name="No Spacing" w:uiPriority="1" w:qFormat="1"/>
+    <w:lsdException w:name="Light Shading" w:uiPriority="60"/>
+    <w:lsdException w:name="Light List" w:uiPriority="61"/>
+    <w:lsdException w:name="Light Grid" w:uiPriority="62"/>
+    <w:lsdException w:name="Medium Shading 1" w:uiPriority="63"/>
+    <w:lsdException w:name="Medium Shading 2" w:uiPriority="64"/>
+    <w:lsdException w:name="Medium List 1" w:uiPriority="65"/>
+    <w:lsdException w:name="Medium List 2" w:uiPriority="66"/>
+    <w:lsdException w:name="Medium Grid 1" w:uiPriority="67"/>
+    <w:lsdException w:name="Medium Grid 2" w:uiPriority="68"/>
+    <w:lsdException w:name="Medium Grid 3" w:uiPriority="69"/>
+    <w:lsdException w:name="Dark List" w:uiPriority="70"/>
+    <w:lsdException w:name="Colorful Shading" w:uiPriority="71"/>
+    <w:lsdException w:name="Colorful List" w:uiPriority="72"/>
+    <w:lsdException w:name="Colorful Grid" w:uiPriority="73"/>
+    <w:lsdException w:name="Light Shading Accent 1" w:uiPriority="60"/>
+    <w:lsdException w:name="Light List Accent 1" w:uiPriority="61"/>
+    <w:lsdException w:name="Light Grid Accent 1" w:uiPriority="62"/>
+    <w:lsdException w:name="Medium Shading 1 Accent 1" w:uiPriority="63"/>
+    <w:lsdException w:name="Medium Shading 2 Accent 1" w:uiPriority="64"/>
+    <w:lsdException w:name="Medium List 1 Accent 1" w:uiPriority="65"/>
+    <w:lsdException w:name="Revision" w:semiHidden="1"/>
+    <w:lsdException w:name="List Paragraph" w:uiPriority="34" w:qFormat="1"/>
+    <w:lsdException w:name="Quote" w:uiPriority="29" w:qFormat="1"/>
+    <w:lsdException w:name="Intense Quote" w:uiPriority="30" w:qFormat="1"/>
+    <w:lsdException w:name="Medium List 2 Accent 1" w:uiPriority="66"/>
+    <w:lsdException w:name="Medium Grid 1 Accent 1" w:uiPriority="67"/>
+    <w:lsdException w:name="Medium Grid 2 Accent 1" w:uiPriority="68"/>
+    <w:lsdException w:name="Medium Grid 3 Accent 1" w:uiPriority="69"/>
+    <w:lsdException w:name="Dark List Accent 1" w:uiPriority="70"/>
+    <w:lsdException w:name="Colorful Shading Accent 1" w:uiPriority="71"/>
+    <w:lsdException w:name="Colorful List Accent 1" w:uiPriority="72"/>
+    <w:lsdException w:name="Colorful Grid Accent 1" w:uiPriority="73"/>
+    <w:lsdException w:name="Light Shading Accent 2" w:uiPriority="60"/>
+    <w:lsdException w:name="Light List Accent 2" w:uiPriority="61"/>
+    <w:lsdException w:name="Light Grid Accent 2" w:uiPriority="62"/>
+    <w:lsdException w:name="Medium Shading 1 Accent 2" w:uiPriority="63"/>
+    <w:lsdException w:name="Medium Shading 2 Accent 2" w:uiPriority="64"/>
+    <w:lsdException w:name="Medium List 1 Accent 2" w:uiPriority="65"/>
+    <w:lsdException w:name="Medium List 2 Accent 2" w:uiPriority="66"/>
+    <w:lsdException w:name="Medium Grid 1 Accent 2" w:uiPriority="67"/>
+    <w:lsdException w:name="Medium Grid 2 Accent 2" w:uiPriority="68"/>
+    <w:lsdException w:name="Medium Grid 3 Accent 2" w:uiPriority="69"/>
+    <w:lsdException w:name="Dark List Accent 2" w:uiPriority="70"/>
+    <w:lsdException w:name="Colorful Shading Accent 2" w:uiPriority="71"/>
+    <w:lsdException w:name="Colorful List Accent 2" w:uiPriority="72"/>
+    <w:lsdException w:name="Colorful Grid Accent 2" w:uiPriority="73"/>
+    <w:lsdException w:name="Light Shading Accent 3" w:uiPriority="60"/>
+    <w:lsdException w:name="Light List Accent 3" w:uiPriority="61"/>
+    <w:lsdException w:name="Light Grid Accent 3" w:uiPriority="62"/>
+    <w:lsdException w:name="Medium Shading 1 Accent 3" w:uiPriority="63"/>
+    <w:lsdException w:name="Medium Shading 2 Accent 3" w:uiPriority="64"/>
+    <w:lsdException w:name="Medium List 1 Accent 3" w:uiPriority="65"/>
+    <w:lsdException w:name="Medium List 2 Accent 3" w:uiPriority="66"/>
+    <w:lsdException w:name="Medium Grid 1 Accent 3" w:uiPriority="67"/>
+    <w:lsdException w:name="Medium Grid 2 Accent 3" w:uiPriority="68"/>
+    <w:lsdException w:name="Medium Grid 3 Accent 3" w:uiPriority="69"/>
+    <w:lsdException w:name="Dark List Accent 3" w:uiPriority="70"/>
+    <w:lsdException w:name="Colorful Shading Accent 3" w:uiPriority="71"/>
+    <w:lsdException w:name="Colorful List Accent 3" w:uiPriority="72"/>
+    <w:lsdException w:name="Colorful Grid Accent 3" w:uiPriority="73"/>
+    <w:lsdException w:name="Light Shading Accent 4" w:uiPriority="60"/>
+    <w:lsdException w:name="Light List Accent 4" w:uiPriority="61"/>
+    <w:lsdException w:name="Light Grid Accent 4" w:uiPriority="62"/>
+    <w:lsdException w:name="Medium Shading 1 Accent 4" w:uiPriority="63"/>
+    <w:lsdException w:name="Medium Shading 2 Accent 4" w:uiPriority="64"/>
+    <w:lsdException w:name="Medium List 1 Accent 4" w:uiPriority="65"/>
+    <w:lsdException w:name="Medium List 2 Accent 4" w:uiPriority="66"/>
+    <w:lsdException w:name="Medium Grid 1 Accent 4" w:uiPriority="67"/>
+    <w:lsdException w:name="Medium Grid 2 Accent 4" w:uiPriority="68"/>
+    <w:lsdException w:name="Medium Grid 3 Accent 4" w:uiPriority="69"/>
+    <w:lsdException w:name="Dark List Accent 4" w:uiPriority="70"/>
+    <w:lsdException w:name="Colorful Shading Accent 4" w:uiPriority="71"/>
+    <w:lsdException w:name="Colorful List Accent 4" w:uiPriority="72"/>
+    <w:lsdException w:name="Colorful Grid Accent 4" w:uiPriority="73"/>
+    <w:lsdException w:name="Light Shading Accent 5" w:uiPriority="60"/>
+    <w:lsdException w:name="Light List Accent 5" w:uiPriority="61"/>
+    <w:lsdException w:name="Light Grid Accent 5" w:uiPriority="62"/>
+    <w:lsdException w:name="Medium Shading 1 Accent 5" w:uiPriority="63"/>
+    <w:lsdException w:name="Medium Shading 2 Accent 5" w:uiPriority="64"/>
+    <w:lsdException w:name="Medium List 1 Accent 5" w:uiPriority="65"/>
+    <w:lsdException w:name="Medium List 2 Accent 5" w:uiPriority="66"/>
+    <w:lsdException w:name="Medium Grid 1 Accent 5" w:uiPriority="67"/>
+    <w:lsdException w:name="Medium Grid 2 Accent 5" w:uiPriority="68"/>
+    <w:lsdException w:name="Medium Grid 3 Accent 5" w:uiPriority="69"/>
+    <w:lsdException w:name="Dark List Accent 5" w:uiPriority="70"/>
+    <w:lsdException w:name="Colorful Shading Accent 5" w:uiPriority="71"/>
+    <w:lsdException w:name="Colorful List Accent 5" w:uiPriority="72"/>
+    <w:lsdException w:name="Colorful Grid Accent 5" w:uiPriority="73"/>
+    <w:lsdException w:name="Light Shading Accent 6" w:uiPriority="60"/>
+    <w:lsdException w:name="Light List Accent 6" w:uiPriority="61"/>
+    <w:lsdException w:name="Light Grid Accent 6" w:uiPriority="62"/>
+    <w:lsdException w:name="Medium Shading 1 Accent 6" w:uiPriority="63"/>
+    <w:lsdException w:name="Medium Shading 2 Accent 6" w:uiPriority="64"/>
+    <w:lsdException w:name="Medium List 1 Accent 6" w:uiPriority="65"/>
+    <w:lsdException w:name="Medium List 2 Accent 6" w:uiPriority="66"/>
+    <w:lsdException w:name="Medium Grid 1 Accent 6" w:uiPriority="67"/>
+    <w:lsdException w:name="Medium Grid 2 Accent 6" w:uiPriority="68"/>
+    <w:lsdException w:name="Medium Grid 3 Accent 6" w:uiPriority="69"/>
+    <w:lsdException w:name="Dark List Accent 6" w:uiPriority="70"/>
+    <w:lsdException w:name="Colorful Shading Accent 6" w:uiPriority="71"/>
+    <w:lsdException w:name="Colorful List Accent 6" w:uiPriority="72"/>
+    <w:lsdException w:name="Colorful Grid Accent 6" w:uiPriority="73"/>
+    <w:lsdException w:name="Subtle Emphasis" w:uiPriority="19" w:qFormat="1"/>
+    <w:lsdException w:name="Intense Emphasis" w:uiPriority="21" w:qFormat="1"/>
+    <w:lsdException w:name="Subtle Reference" w:uiPriority="31" w:qFormat="1"/>
+    <w:lsdException w:name="Intense Reference" w:uiPriority="32" w:qFormat="1"/>
+    <w:lsdException w:name="Book Title" w:uiPriority="33" w:qFormat="1"/>
+    <w:lsdException w:name="Bibliography" w:semiHidden="1" w:uiPriority="37" w:unhideWhenUsed="1"/>
+    <w:lsdException w:name="TOC Heading" w:semiHidden="1" w:uiPriority="39" w:unhideWhenUsed="1" w:qFormat="1"/>
+    <w:lsdException w:name="Plain Table 1" w:uiPriority="41"/>
+    <w:lsdException w:name="Plain Table 2" w:uiPriority="42"/>
+    <w:lsdException w:name="Plain Table 3" w:uiPriority="43"/>
+    <w:lsdException w:name="Plain Table 4" w:uiPriority="44"/>
+    <w:lsdException w:name="Plain Table 5" w:uiPriority="45"/>
+    <w:lsdException w:name="Grid Table Light" w:uiPriority="40"/>
+    <w:lsdException w:name="Grid Table 1 Light" w:uiPriority="46"/>
+    <w:lsdException w:name="Grid Table 2" w:uiPriority="47"/>
+    <w:lsdException w:name="Grid Table 3" w:uiPriority="48"/>
+    <w:lsdException w:name="Grid Table 4" w:uiPriority="49"/>
+    <w:lsdException w:name="Grid Table 5 Dark" w:uiPriority="50"/>
+    <w:lsdException w:name="Grid Table 6 Colorful" w:uiPriority="51"/>
+    <w:lsdException w:name="Grid Table 7 Colorful" w:uiPriority="52"/>
+    <w:lsdException w:name="Grid Table 1 Light Accent 1" w:uiPriority="46"/>
+    <w:lsdException w:name="Grid Table 2 Accent 1" w:uiPriority="47"/>
+    <w:lsdException w:name="Grid Table 3 Accent 1" w:uiPriority="48"/>
+    <w:lsdException w:name="Grid Table 4 Accent 1" w:uiPriority="49"/>
+    <w:lsdException w:name="Grid Table 5 Dark Accent 1" w:uiPriority="50"/>
+    <w:lsdException w:name="Grid Table 6 Colorful Accent 1" w:uiPriority="51"/>
+    <w:lsdException w:name="Grid Table 7 Colorful Accent 1" w:uiPriority="52"/>
+    <w:lsdException w:name="Grid Table 1 Light Accent 2" w:uiPriority="46"/>
+    <w:lsdException w:name="Grid Table 2 Accent 2" w:uiPriority="47"/>
+    <w:lsdException w:name="Grid Table 3 Accent 2" w:uiPriority="48"/>
+    <w:lsdException w:name="Grid Table 4 Accent 2" w:uiPriority="49"/>
+    <w:lsdException w:name="Grid Table 5 Dark Accent 2" w:uiPriority="50"/>
+    <w:lsdException w:name="Grid Table 6 Colorful Accent 2" w:uiPriority="51"/>
+    <w:lsdException w:name="Grid Table 7 Colorful Accent 2" w:uiPriority="52"/>
+    <w:lsdException w:name="Grid Table 1 Light Accent 3" w:uiPriority="46"/>
+    <w:lsdException w:name="Grid Table 2 Accent 3" w:uiPriority="47"/>
+    <w:lsdException w:name="Grid Table 3 Accent 3" w:uiPriority="48"/>
+    <w:lsdException w:name="Grid Table 4 Accent 3" w:uiPriority="49"/>
+    <w:lsdException w:name="Grid Table 5 Dark Accent 3" w:uiPriority="50"/>
+    <w:lsdException w:name="Grid Table 6 Colorful Accent 3" w:uiPriority="51"/>
+    <w:lsdException w:name="Grid Table 7 Colorful Accent 3" w:uiPriority="52"/>
+    <w:lsdException w:name="Grid Table 1 Light Accent 4" w:uiPriority="46"/>
+    <w:lsdException w:name="Grid Table 2 Accent 4" w:uiPriority="47"/>
+    <w:lsdException w:name="Grid Table 3 Accent 4" w:uiPriority="48"/>
+    <w:lsdException w:name="Grid Table 4 Accent 4" w:uiPriority="49"/>
+    <w:lsdException w:name="Grid Table 5 Dark Accent 4" w:uiPriority="50"/>
+    <w:lsdException w:name="Grid Table 6 Colorful Accent 4" w:uiPriority="51"/>
+    <w:lsdException w:name="Grid Table 7 Colorful Accent 4" w:uiPriority="52"/>
+    <w:lsdException w:name="Grid Table 1 Light Accent 5" w:uiPriority="46"/>
+    <w:lsdException w:name="Grid Table 2 Accent 5" w:uiPriority="47"/>
+    <w:lsdException w:name="Grid Table 3 Accent 5" w:uiPriority="48"/>
+    <w:lsdException w:name="Grid Table 4 Accent 5" w:uiPriority="49"/>
+    <w:lsdException w:name="Grid Table 5 Dark Accent 5" w:uiPriority="50"/>
+    <w:lsdException w:name="Grid Table 6 Colorful Accent 5" w:uiPriority="51"/>
+    <w:lsdException w:name="Grid Table 7 Colorful Accent 5" w:uiPriority="52"/>
+    <w:lsdException w:name="Grid Table 1 Light Accent 6" w:uiPriority="46"/>
+    <w:lsdException w:name="Grid Table 2 Accent 6" w:uiPriority="47"/>
+    <w:lsdException w:name="Grid Table 3 Accent 6" w:uiPriority="48"/>
+    <w:lsdException w:name="Grid Table 4 Accent 6" w:uiPriority="49"/>
+    <w:lsdException w:name="Grid Table 5 Dark Accent 6" w:uiPriority="50"/>
+    <w:lsdException w:name="Grid Table 6 Colorful Accent 6" w:uiPriority="51"/>
+    <w:lsdException w:name="Grid Table 7 Colorful Accent 6" w:uiPriority="52"/>
+    <w:lsdException w:name="List Table 1 Light" w:uiPriority="46"/>
+    <w:lsdException w:name="List Table 2" w:uiPriority="47"/>
+    <w:lsdException w:name="List Table 3" w:uiPriority="48"/>
+    <w:lsdException w:name="List Table 4" w:uiPriority="49"/>
+    <w:lsdException w:name="List Table 5 Dark" w:uiPriority="50"/>
+    <w:lsdException w:name="List Table 6 Colorful" w:uiPriority="51"/>
+    <w:lsdException w:name="List Table 7 Colorful" w:uiPriority="52"/>
+    <w:lsdException w:name="List Table 1 Light Accent 1" w:uiPriority="46"/>
+    <w:lsdException w:name="List Table 2 Accent 1" w:uiPriority="47"/>
+    <w:lsdException w:name="List Table 3 Accent 1" w:uiPriority="48"/>
+    <w:lsdException w:name="List Table 4 Accent 1" w:uiPriority="49"/>
+    <w:lsdException w:name="List Table 5 Dark Accent 1" w:uiPriority="50"/>
+    <w:lsdException w:name="List Table 6 Colorful Accent 1" w:uiPriority="51"/>
+    <w:lsdException w:name="List Table 7 Colorful Accent 1" w:uiPriority="52"/>
+    <w:lsdException w:name="List Table 1 Light Accent 2" w:uiPriority="46"/>
+    <w:lsdException w:name="List Table 2 Accent 2" w:uiPriority="47"/>
+    <w:lsdException w:name="List Table 3 Accent 2" w:uiPriority="48"/>
+    <w:lsdException w:name="List Table 4 Accent 2" w:uiPriority="49"/>
+    <w:lsdException w:name="List Table 5 Dark Accent 2" w:uiPriority="50"/>
+    <w:lsdException w:name="List Table 6 Colorful Accent 2" w:uiPriority="51"/>
+    <w:lsdException w:name="List Table 7 Colorful Accent 2" w:uiPriority="52"/>
+    <w:lsdException w:name="List Table 1 Light Accent 3" w:uiPriority="46"/>
+    <w:lsdException w:name="List Table 2 Accent 3" w:uiPriority="47"/>
+    <w:lsdException w:name="List Table 3 Accent 3" w:uiPriority="48"/>
+    <w:lsdException w:name="List Table 4 Accent 3" w:uiPriority="49"/>
+    <w:lsdException w:name="List Table 5 Dark Accent 3" w:uiPriority="50"/>
+    <w:lsdException w:name="List Table 6 Colorful Accent 3" w:uiPriority="51"/>
+    <w:lsdException w:name="List Table 7 Colorful Accent 3" w:uiPriority="52"/>
+    <w:lsdException w:name="List Table 1 Light Accent 4" w:uiPriority="46"/>
+    <w:lsdException w:name="List Table 2 Accent 4" w:uiPriority="47"/>
+    <w:lsdException w:name="List Table 3 Accent 4" w:uiPriority="48"/>
+    <w:lsdException w:name="List Table 4 Accent 4" w:uiPriority="49"/>
+    <w:lsdException w:name="List Table 5 Dark Accent 4" w:uiPriority="50"/>
+    <w:lsdException w:name="List Table 6 Colorful Accent 4" w:uiPriority="51"/>
+    <w:lsdException w:name="List Table 7 Colorful Accent 4" w:uiPriority="52"/>
+    <w:lsdException w:name="List Table 1 Light Accent 5" w:uiPriority="46"/>
+    <w:lsdException w:name="List Table 2 Accent 5" w:uiPriority="47"/>
+    <w:lsdException w:name="List Table 3 Accent 5" w:uiPriority="48"/>
+    <w:lsdException w:name="List Table 4 Accent 5" w:uiPriority="49"/>
+    <w:lsdException w:name="List Table 5 Dark Accent 5" w:uiPriority="50"/>
+    <w:lsdException w:name="List Table 6 Colorful Accent 5" w:uiPriority="51"/>
+    <w:lsdException w:name="List Table 7 Colorful Accent 5" w:uiPriority="52"/>
+    <w:lsdException w:name="List Table 1 Light Accent 6" w:uiPriority="46"/>
+    <w:lsdException w:name="List Table 2 Accent 6" w:uiPriority="47"/>
+    <w:lsdException w:name="List Table 3 Accent 6" w:uiPriority="48"/>
+    <w:lsdException w:name="List Table 4 Accent 6" w:uiPriority="49"/>
+    <w:lsdException w:name="List Table 5 Dark Accent 6" w:uiPriority="50"/>
+    <w:lsdException w:name="List Table 6 Colorful Accent 6" w:uiPriority="51"/>
+    <w:lsdException w:name="List Table 7 Colorful Accent 6" w:uiPriority="52"/>
+    <w:lsdException w:name="Mention" w:semiHidden="1" w:unhideWhenUsed="1"/>
+    <w:lsdException w:name="Smart Hyperlink" w:semiHidden="1" w:unhideWhenUsed="1"/>
+    <w:lsdException w:name="Hashtag" w:semiHidden="1" w:unhideWhenUsed="1"/>
+    <w:lsdException w:name="Unresolved Mention" w:semiHidden="1" w:unhideWhenUsed="1"/>
+    <w:lsdException w:name="Smart Link" w:semiHidden="1" w:unhideWhenUsed="1"/>
   </w:latentStyles>
   <w:style w:type="paragraph" w:default="1" w:styleId="Normal">
     <w:name w:val="Normal"/>
     <w:qFormat/>
-    <w:rsid w:val="004F0BCD"/>
+    <w:rsid w:val="00735B7B"/>
     <w:pPr>
-      <w:spacing w:after="200" w:line="276" w:lineRule="auto"/>
+      <w:spacing w:after="240" w:line="276" w:lineRule="auto"/>
     </w:pPr>
     <w:rPr>
-      <w:sz w:val="22"/>
-      <w:szCs w:val="22"/>
+      <w:rFonts w:cstheme="minorHAnsi"/>
+      <w:sz w:val="28"/>
+      <w:szCs w:val="28"/>
+    </w:rPr>
+  </w:style>
+  <w:style w:type="paragraph" w:styleId="Heading1">
+    <w:name w:val="heading 1"/>
+    <w:basedOn w:val="NoSpacing"/>
+    <w:next w:val="Normal"/>
+    <w:link w:val="Heading1Char"/>
+    <w:qFormat/>
+    <w:rsid w:val="00735B7B"/>
+    <w:pPr>
+      <w:keepNext/>
+      <w:spacing w:before="240" w:after="60"/>
+      <w:outlineLvl w:val="0"/>
+    </w:pPr>
+    <w:rPr>
+      <w:rFonts w:eastAsiaTheme="majorEastAsia"/>
+      <w:b/>
+      <w:kern w:val="28"/>
+      <w:sz w:val="56"/>
+    </w:rPr>
+  </w:style>
+  <w:style w:type="paragraph" w:styleId="Heading2">
+    <w:name w:val="heading 2"/>
+    <w:basedOn w:val="Heading1"/>
+    <w:next w:val="Normal"/>
+    <w:link w:val="Heading2Char"/>
+    <w:qFormat/>
+    <w:rsid w:val="00735B7B"/>
+    <w:pPr>
+      <w:numPr>
+        <w:ilvl w:val="1"/>
+        <w:numId w:val="7"/>
+      </w:numPr>
+      <w:outlineLvl w:val="1"/>
+    </w:pPr>
+    <w:rPr>
+      <w:rFonts w:asciiTheme="majorHAnsi" w:hAnsiTheme="majorHAnsi"/>
+      <w:sz w:val="48"/>
+      <w:szCs w:val="48"/>
+    </w:rPr>
+  </w:style>
+  <w:style w:type="paragraph" w:styleId="Heading3">
+    <w:name w:val="heading 3"/>
+    <w:basedOn w:val="Heading2"/>
+    <w:next w:val="Normal"/>
+    <w:link w:val="Heading3Char"/>
+    <w:qFormat/>
+    <w:rsid w:val="00735B7B"/>
+    <w:pPr>
+      <w:outlineLvl w:val="2"/>
+    </w:pPr>
+    <w:rPr>
+      <w:sz w:val="40"/>
+    </w:rPr>
+  </w:style>
+  <w:style w:type="paragraph" w:styleId="Heading4">
+    <w:name w:val="heading 4"/>
+    <w:basedOn w:val="Heading3"/>
+    <w:next w:val="Normal"/>
+    <w:link w:val="Heading4Char"/>
+    <w:qFormat/>
+    <w:rsid w:val="00735B7B"/>
+    <w:pPr>
+      <w:numPr>
+        <w:ilvl w:val="3"/>
+      </w:numPr>
+      <w:outlineLvl w:val="3"/>
+    </w:pPr>
+    <w:rPr>
+      <w:sz w:val="32"/>
+    </w:rPr>
+  </w:style>
+  <w:style w:type="paragraph" w:styleId="Heading5">
+    <w:name w:val="heading 5"/>
+    <w:basedOn w:val="Heading4"/>
+    <w:next w:val="Normal"/>
+    <w:link w:val="Heading5Char"/>
+    <w:qFormat/>
+    <w:rsid w:val="00735B7B"/>
+    <w:pPr>
+      <w:numPr>
+        <w:ilvl w:val="4"/>
+      </w:numPr>
+      <w:outlineLvl w:val="4"/>
+    </w:pPr>
+    <w:rPr>
+      <w:sz w:val="28"/>
+    </w:rPr>
+  </w:style>
+  <w:style w:type="paragraph" w:styleId="Heading6">
+    <w:name w:val="heading 6"/>
+    <w:basedOn w:val="Heading5"/>
+    <w:next w:val="Normal"/>
+    <w:link w:val="Heading6Char"/>
+    <w:qFormat/>
+    <w:rsid w:val="00735B7B"/>
+    <w:pPr>
+      <w:numPr>
+        <w:ilvl w:val="5"/>
+      </w:numPr>
+      <w:outlineLvl w:val="5"/>
+    </w:pPr>
+    <w:rPr>
+      <w:bCs/>
+      <w:sz w:val="24"/>
+      <w:szCs w:val="24"/>
+      <w:u w:val="single"/>
+    </w:rPr>
+  </w:style>
+  <w:style w:type="paragraph" w:styleId="Heading7">
+    <w:name w:val="heading 7"/>
+    <w:basedOn w:val="Heading6"/>
+    <w:next w:val="Normal"/>
+    <w:link w:val="Heading7Char"/>
+    <w:qFormat/>
+    <w:rsid w:val="00735B7B"/>
+    <w:pPr>
+      <w:keepNext w:val="0"/>
+      <w:numPr>
+        <w:ilvl w:val="0"/>
+        <w:numId w:val="0"/>
+      </w:numPr>
+      <w:outlineLvl w:val="6"/>
+    </w:pPr>
+    <w:rPr>
+      <w:b w:val="0"/>
+      <w:kern w:val="0"/>
+    </w:rPr>
+  </w:style>
+  <w:style w:type="paragraph" w:styleId="Heading8">
+    <w:name w:val="heading 8"/>
+    <w:basedOn w:val="Heading6"/>
+    <w:next w:val="Normal"/>
+    <w:link w:val="Heading8Char"/>
+    <w:qFormat/>
+    <w:rsid w:val="00735B7B"/>
+    <w:pPr>
+      <w:outlineLvl w:val="7"/>
+    </w:pPr>
+    <w:rPr>
+      <w:i/>
+      <w:iCs/>
+      <w:u w:val="none"/>
+    </w:rPr>
+  </w:style>
+  <w:style w:type="paragraph" w:styleId="Heading9">
+    <w:name w:val="heading 9"/>
+    <w:basedOn w:val="Heading8"/>
+    <w:next w:val="Normal"/>
+    <w:link w:val="Heading9Char"/>
+    <w:qFormat/>
+    <w:rsid w:val="00735B7B"/>
+    <w:pPr>
+      <w:outlineLvl w:val="8"/>
+    </w:pPr>
+    <w:rPr>
+      <w:b w:val="0"/>
+      <w:bCs w:val="0"/>
     </w:rPr>
   </w:style>
   <w:style w:type="character" w:default="1" w:styleId="DefaultParagraphFont">
@@ -1014,7 +1565,6 @@
     <w:uiPriority w:val="99"/>
     <w:semiHidden/>
     <w:unhideWhenUsed/>
-    <w:qFormat/>
     <w:tblPr>
       <w:tblInd w:w="0" w:type="dxa"/>
       <w:tblCellMar>
@@ -1057,6 +1607,505 @@
       <w:rFonts w:ascii="Times New Roman" w:eastAsia="Times New Roman" w:hAnsi="Times New Roman" w:cs="Times New Roman"/>
       <w:sz w:val="24"/>
       <w:szCs w:val="24"/>
+    </w:rPr>
+  </w:style>
+  <w:style w:type="paragraph" w:customStyle="1" w:styleId="Subheading1">
+    <w:name w:val="Subheading 1"/>
+    <w:basedOn w:val="Heading1"/>
+    <w:next w:val="Normal"/>
+    <w:link w:val="Subheading1Char"/>
+    <w:qFormat/>
+    <w:rsid w:val="00735B7B"/>
+    <w:pPr>
+      <w:spacing w:before="0" w:after="0" w:line="240" w:lineRule="auto"/>
+      <w:contextualSpacing/>
+    </w:pPr>
+    <w:rPr>
+      <w:rFonts w:asciiTheme="majorHAnsi" w:eastAsiaTheme="minorHAnsi" w:hAnsiTheme="majorHAnsi"/>
+      <w:sz w:val="48"/>
+      <w:szCs w:val="48"/>
+      <w:vertAlign w:val="superscript"/>
+    </w:rPr>
+  </w:style>
+  <w:style w:type="character" w:customStyle="1" w:styleId="Subheading1Char">
+    <w:name w:val="Subheading 1 Char"/>
+    <w:basedOn w:val="DefaultParagraphFont"/>
+    <w:link w:val="Subheading1"/>
+    <w:rsid w:val="00735B7B"/>
+    <w:rPr>
+      <w:rFonts w:asciiTheme="majorHAnsi" w:hAnsiTheme="majorHAnsi" w:cstheme="minorHAnsi"/>
+      <w:b/>
+      <w:kern w:val="28"/>
+      <w:sz w:val="48"/>
+      <w:szCs w:val="48"/>
+      <w:vertAlign w:val="superscript"/>
+    </w:rPr>
+  </w:style>
+  <w:style w:type="character" w:customStyle="1" w:styleId="Heading1Char">
+    <w:name w:val="Heading 1 Char"/>
+    <w:basedOn w:val="DefaultParagraphFont"/>
+    <w:link w:val="Heading1"/>
+    <w:rsid w:val="00735B7B"/>
+    <w:rPr>
+      <w:rFonts w:eastAsiaTheme="majorEastAsia" w:cstheme="minorHAnsi"/>
+      <w:b/>
+      <w:kern w:val="28"/>
+      <w:sz w:val="56"/>
+      <w:szCs w:val="28"/>
+    </w:rPr>
+  </w:style>
+  <w:style w:type="paragraph" w:customStyle="1" w:styleId="Subheading2">
+    <w:name w:val="Subheading 2"/>
+    <w:basedOn w:val="Subheading1"/>
+    <w:next w:val="Normal"/>
+    <w:link w:val="Subheading2Char"/>
+    <w:qFormat/>
+    <w:rsid w:val="00735B7B"/>
+  </w:style>
+  <w:style w:type="character" w:customStyle="1" w:styleId="Subheading2Char">
+    <w:name w:val="Subheading 2 Char"/>
+    <w:basedOn w:val="Subheading1Char"/>
+    <w:link w:val="Subheading2"/>
+    <w:rsid w:val="00735B7B"/>
+    <w:rPr>
+      <w:rFonts w:asciiTheme="majorHAnsi" w:hAnsiTheme="majorHAnsi" w:cstheme="minorHAnsi"/>
+      <w:b/>
+      <w:kern w:val="28"/>
+      <w:sz w:val="48"/>
+      <w:szCs w:val="48"/>
+      <w:vertAlign w:val="superscript"/>
+    </w:rPr>
+  </w:style>
+  <w:style w:type="paragraph" w:customStyle="1" w:styleId="Subheading3">
+    <w:name w:val="Subheading 3"/>
+    <w:basedOn w:val="Subheading2"/>
+    <w:next w:val="Normal"/>
+    <w:link w:val="Subheading3Char"/>
+    <w:qFormat/>
+    <w:rsid w:val="00735B7B"/>
+    <w:rPr>
+      <w:sz w:val="40"/>
+      <w:szCs w:val="40"/>
+    </w:rPr>
+  </w:style>
+  <w:style w:type="character" w:customStyle="1" w:styleId="Subheading3Char">
+    <w:name w:val="Subheading 3 Char"/>
+    <w:basedOn w:val="Subheading2Char"/>
+    <w:link w:val="Subheading3"/>
+    <w:rsid w:val="00735B7B"/>
+    <w:rPr>
+      <w:rFonts w:asciiTheme="majorHAnsi" w:hAnsiTheme="majorHAnsi" w:cstheme="minorHAnsi"/>
+      <w:b/>
+      <w:kern w:val="28"/>
+      <w:sz w:val="40"/>
+      <w:szCs w:val="40"/>
+      <w:vertAlign w:val="superscript"/>
+    </w:rPr>
+  </w:style>
+  <w:style w:type="paragraph" w:customStyle="1" w:styleId="Suptitle">
+    <w:name w:val="Suptitle"/>
+    <w:basedOn w:val="Subtitle"/>
+    <w:link w:val="SuptitleChar"/>
+    <w:qFormat/>
+    <w:rsid w:val="00735B7B"/>
+    <w:pPr>
+      <w:spacing w:before="240" w:line="240" w:lineRule="auto"/>
+    </w:pPr>
+    <w:rPr>
+      <w:vertAlign w:val="subscript"/>
+    </w:rPr>
+  </w:style>
+  <w:style w:type="character" w:customStyle="1" w:styleId="SuptitleChar">
+    <w:name w:val="Suptitle Char"/>
+    <w:basedOn w:val="SubtitleChar"/>
+    <w:link w:val="Suptitle"/>
+    <w:rsid w:val="00735B7B"/>
+    <w:rPr>
+      <w:rFonts w:asciiTheme="majorHAnsi" w:eastAsiaTheme="majorEastAsia" w:hAnsiTheme="majorHAnsi" w:cstheme="majorBidi"/>
+      <w:color w:val="7F7F7F" w:themeColor="text1" w:themeTint="80"/>
+      <w:spacing w:val="-10"/>
+      <w:kern w:val="28"/>
+      <w:sz w:val="72"/>
+      <w:szCs w:val="72"/>
+      <w:vertAlign w:val="subscript"/>
+    </w:rPr>
+  </w:style>
+  <w:style w:type="paragraph" w:styleId="Subtitle">
+    <w:name w:val="Subtitle"/>
+    <w:basedOn w:val="Title"/>
+    <w:next w:val="Normal"/>
+    <w:link w:val="SubtitleChar"/>
+    <w:uiPriority w:val="11"/>
+    <w:qFormat/>
+    <w:rsid w:val="00735B7B"/>
+    <w:rPr>
+      <w:b w:val="0"/>
+      <w:bCs w:val="0"/>
+      <w:color w:val="7F7F7F" w:themeColor="text1" w:themeTint="80"/>
+      <w:vertAlign w:val="superscript"/>
+    </w:rPr>
+  </w:style>
+  <w:style w:type="character" w:customStyle="1" w:styleId="SubtitleChar">
+    <w:name w:val="Subtitle Char"/>
+    <w:basedOn w:val="DefaultParagraphFont"/>
+    <w:link w:val="Subtitle"/>
+    <w:uiPriority w:val="11"/>
+    <w:rsid w:val="00735B7B"/>
+    <w:rPr>
+      <w:rFonts w:asciiTheme="majorHAnsi" w:eastAsiaTheme="majorEastAsia" w:hAnsiTheme="majorHAnsi" w:cstheme="majorBidi"/>
+      <w:color w:val="7F7F7F" w:themeColor="text1" w:themeTint="80"/>
+      <w:spacing w:val="-10"/>
+      <w:kern w:val="28"/>
+      <w:sz w:val="72"/>
+      <w:szCs w:val="72"/>
+      <w:vertAlign w:val="superscript"/>
+    </w:rPr>
+  </w:style>
+  <w:style w:type="paragraph" w:styleId="NoSpacing">
+    <w:name w:val="No Spacing"/>
+    <w:basedOn w:val="Normal"/>
+    <w:uiPriority w:val="1"/>
+    <w:qFormat/>
+    <w:rsid w:val="00735B7B"/>
+    <w:pPr>
+      <w:spacing w:after="0"/>
+    </w:pPr>
+  </w:style>
+  <w:style w:type="character" w:customStyle="1" w:styleId="Heading2Char">
+    <w:name w:val="Heading 2 Char"/>
+    <w:basedOn w:val="DefaultParagraphFont"/>
+    <w:link w:val="Heading2"/>
+    <w:rsid w:val="00735B7B"/>
+    <w:rPr>
+      <w:rFonts w:asciiTheme="majorHAnsi" w:eastAsiaTheme="majorEastAsia" w:hAnsiTheme="majorHAnsi" w:cstheme="minorHAnsi"/>
+      <w:b/>
+      <w:kern w:val="28"/>
+      <w:sz w:val="48"/>
+      <w:szCs w:val="48"/>
+    </w:rPr>
+  </w:style>
+  <w:style w:type="character" w:customStyle="1" w:styleId="Heading3Char">
+    <w:name w:val="Heading 3 Char"/>
+    <w:basedOn w:val="DefaultParagraphFont"/>
+    <w:link w:val="Heading3"/>
+    <w:rsid w:val="00735B7B"/>
+    <w:rPr>
+      <w:rFonts w:asciiTheme="majorHAnsi" w:eastAsiaTheme="majorEastAsia" w:hAnsiTheme="majorHAnsi" w:cstheme="minorHAnsi"/>
+      <w:b/>
+      <w:kern w:val="28"/>
+      <w:sz w:val="40"/>
+      <w:szCs w:val="48"/>
+    </w:rPr>
+  </w:style>
+  <w:style w:type="character" w:customStyle="1" w:styleId="Heading4Char">
+    <w:name w:val="Heading 4 Char"/>
+    <w:basedOn w:val="DefaultParagraphFont"/>
+    <w:link w:val="Heading4"/>
+    <w:rsid w:val="00735B7B"/>
+    <w:rPr>
+      <w:rFonts w:asciiTheme="majorHAnsi" w:eastAsiaTheme="majorEastAsia" w:hAnsiTheme="majorHAnsi" w:cstheme="minorHAnsi"/>
+      <w:b/>
+      <w:kern w:val="28"/>
+      <w:sz w:val="32"/>
+      <w:szCs w:val="48"/>
+    </w:rPr>
+  </w:style>
+  <w:style w:type="character" w:customStyle="1" w:styleId="Heading5Char">
+    <w:name w:val="Heading 5 Char"/>
+    <w:basedOn w:val="DefaultParagraphFont"/>
+    <w:link w:val="Heading5"/>
+    <w:rsid w:val="00735B7B"/>
+    <w:rPr>
+      <w:rFonts w:asciiTheme="majorHAnsi" w:eastAsiaTheme="majorEastAsia" w:hAnsiTheme="majorHAnsi" w:cstheme="minorHAnsi"/>
+      <w:b/>
+      <w:kern w:val="28"/>
+      <w:sz w:val="28"/>
+      <w:szCs w:val="48"/>
+    </w:rPr>
+  </w:style>
+  <w:style w:type="character" w:customStyle="1" w:styleId="Heading6Char">
+    <w:name w:val="Heading 6 Char"/>
+    <w:basedOn w:val="DefaultParagraphFont"/>
+    <w:link w:val="Heading6"/>
+    <w:rsid w:val="00735B7B"/>
+    <w:rPr>
+      <w:rFonts w:asciiTheme="majorHAnsi" w:eastAsiaTheme="majorEastAsia" w:hAnsiTheme="majorHAnsi" w:cstheme="minorHAnsi"/>
+      <w:b/>
+      <w:bCs/>
+      <w:kern w:val="28"/>
+      <w:sz w:val="24"/>
+      <w:szCs w:val="24"/>
+      <w:u w:val="single"/>
+    </w:rPr>
+  </w:style>
+  <w:style w:type="character" w:customStyle="1" w:styleId="Heading7Char">
+    <w:name w:val="Heading 7 Char"/>
+    <w:basedOn w:val="DefaultParagraphFont"/>
+    <w:link w:val="Heading7"/>
+    <w:rsid w:val="00735B7B"/>
+    <w:rPr>
+      <w:rFonts w:asciiTheme="majorHAnsi" w:eastAsiaTheme="majorEastAsia" w:hAnsiTheme="majorHAnsi" w:cstheme="minorHAnsi"/>
+      <w:bCs/>
+      <w:sz w:val="24"/>
+      <w:szCs w:val="24"/>
+      <w:u w:val="single"/>
+    </w:rPr>
+  </w:style>
+  <w:style w:type="character" w:customStyle="1" w:styleId="Heading8Char">
+    <w:name w:val="Heading 8 Char"/>
+    <w:basedOn w:val="DefaultParagraphFont"/>
+    <w:link w:val="Heading8"/>
+    <w:rsid w:val="00735B7B"/>
+    <w:rPr>
+      <w:rFonts w:asciiTheme="majorHAnsi" w:eastAsiaTheme="majorEastAsia" w:hAnsiTheme="majorHAnsi" w:cstheme="minorHAnsi"/>
+      <w:b/>
+      <w:bCs/>
+      <w:i/>
+      <w:iCs/>
+      <w:kern w:val="28"/>
+      <w:sz w:val="24"/>
+      <w:szCs w:val="24"/>
+    </w:rPr>
+  </w:style>
+  <w:style w:type="character" w:customStyle="1" w:styleId="Heading9Char">
+    <w:name w:val="Heading 9 Char"/>
+    <w:basedOn w:val="DefaultParagraphFont"/>
+    <w:link w:val="Heading9"/>
+    <w:rsid w:val="00735B7B"/>
+    <w:rPr>
+      <w:rFonts w:asciiTheme="majorHAnsi" w:eastAsiaTheme="majorEastAsia" w:hAnsiTheme="majorHAnsi" w:cstheme="minorHAnsi"/>
+      <w:i/>
+      <w:iCs/>
+      <w:kern w:val="28"/>
+      <w:sz w:val="24"/>
+      <w:szCs w:val="24"/>
+    </w:rPr>
+  </w:style>
+  <w:style w:type="paragraph" w:styleId="Caption">
+    <w:name w:val="caption"/>
+    <w:basedOn w:val="Normal"/>
+    <w:next w:val="Normal"/>
+    <w:uiPriority w:val="35"/>
+    <w:semiHidden/>
+    <w:unhideWhenUsed/>
+    <w:qFormat/>
+    <w:rsid w:val="00735B7B"/>
+    <w:pPr>
+      <w:spacing w:after="200"/>
+    </w:pPr>
+    <w:rPr>
+      <w:rFonts w:eastAsia="Times New Roman"/>
+      <w:i/>
+      <w:iCs/>
+      <w:color w:val="1F497D" w:themeColor="text2"/>
+      <w:szCs w:val="18"/>
+    </w:rPr>
+  </w:style>
+  <w:style w:type="paragraph" w:styleId="Title">
+    <w:name w:val="Title"/>
+    <w:basedOn w:val="NoSpacing"/>
+    <w:next w:val="Normal"/>
+    <w:link w:val="TitleChar"/>
+    <w:uiPriority w:val="10"/>
+    <w:qFormat/>
+    <w:rsid w:val="00735B7B"/>
+    <w:rPr>
+      <w:rFonts w:asciiTheme="majorHAnsi" w:eastAsiaTheme="majorEastAsia" w:hAnsiTheme="majorHAnsi" w:cstheme="majorBidi"/>
+      <w:b/>
+      <w:bCs/>
+      <w:spacing w:val="-10"/>
+      <w:kern w:val="28"/>
+      <w:sz w:val="72"/>
+      <w:szCs w:val="72"/>
+    </w:rPr>
+  </w:style>
+  <w:style w:type="character" w:customStyle="1" w:styleId="TitleChar">
+    <w:name w:val="Title Char"/>
+    <w:basedOn w:val="DefaultParagraphFont"/>
+    <w:link w:val="Title"/>
+    <w:uiPriority w:val="10"/>
+    <w:rsid w:val="00735B7B"/>
+    <w:rPr>
+      <w:rFonts w:asciiTheme="majorHAnsi" w:eastAsiaTheme="majorEastAsia" w:hAnsiTheme="majorHAnsi" w:cstheme="majorBidi"/>
+      <w:b/>
+      <w:bCs/>
+      <w:spacing w:val="-10"/>
+      <w:kern w:val="28"/>
+      <w:sz w:val="72"/>
+      <w:szCs w:val="72"/>
+    </w:rPr>
+  </w:style>
+  <w:style w:type="character" w:styleId="Strong">
+    <w:name w:val="Strong"/>
+    <w:uiPriority w:val="22"/>
+    <w:qFormat/>
+    <w:rsid w:val="00735B7B"/>
+    <w:rPr>
+      <w:b/>
+      <w:bCs/>
+    </w:rPr>
+  </w:style>
+  <w:style w:type="character" w:styleId="Emphasis">
+    <w:name w:val="Emphasis"/>
+    <w:uiPriority w:val="20"/>
+    <w:qFormat/>
+    <w:rsid w:val="00735B7B"/>
+    <w:rPr>
+      <w:rFonts w:asciiTheme="minorHAnsi" w:hAnsiTheme="minorHAnsi" w:cstheme="minorHAnsi"/>
+      <w:i/>
+      <w:iCs/>
+      <w:sz w:val="28"/>
+      <w:szCs w:val="28"/>
+    </w:rPr>
+  </w:style>
+  <w:style w:type="paragraph" w:styleId="ListParagraph">
+    <w:name w:val="List Paragraph"/>
+    <w:basedOn w:val="Normal"/>
+    <w:uiPriority w:val="34"/>
+    <w:qFormat/>
+    <w:rsid w:val="00735B7B"/>
+    <w:pPr>
+      <w:ind w:left="720"/>
+      <w:contextualSpacing/>
+    </w:pPr>
+    <w:rPr>
+      <w:rFonts w:eastAsia="Times New Roman"/>
+    </w:rPr>
+  </w:style>
+  <w:style w:type="paragraph" w:styleId="Quote">
+    <w:name w:val="Quote"/>
+    <w:basedOn w:val="Normal"/>
+    <w:next w:val="Normal"/>
+    <w:link w:val="QuoteChar"/>
+    <w:uiPriority w:val="29"/>
+    <w:qFormat/>
+    <w:rsid w:val="00735B7B"/>
+    <w:pPr>
+      <w:keepLines/>
+      <w:pageBreakBefore/>
+      <w:pBdr>
+        <w:left w:val="single" w:sz="4" w:space="7" w:color="auto"/>
+      </w:pBdr>
+      <w:spacing w:before="120" w:after="120"/>
+      <w:ind w:left="360"/>
+      <w:contextualSpacing/>
+      <w:mirrorIndents/>
+    </w:pPr>
+  </w:style>
+  <w:style w:type="character" w:customStyle="1" w:styleId="QuoteChar">
+    <w:name w:val="Quote Char"/>
+    <w:basedOn w:val="DefaultParagraphFont"/>
+    <w:link w:val="Quote"/>
+    <w:uiPriority w:val="29"/>
+    <w:rsid w:val="00735B7B"/>
+    <w:rPr>
+      <w:rFonts w:cstheme="minorHAnsi"/>
+      <w:sz w:val="28"/>
+      <w:szCs w:val="28"/>
+    </w:rPr>
+  </w:style>
+  <w:style w:type="paragraph" w:styleId="IntenseQuote">
+    <w:name w:val="Intense Quote"/>
+    <w:basedOn w:val="Quote"/>
+    <w:next w:val="Normal"/>
+    <w:link w:val="IntenseQuoteChar"/>
+    <w:uiPriority w:val="30"/>
+    <w:qFormat/>
+    <w:rsid w:val="00735B7B"/>
+    <w:pPr>
+      <w:pBdr>
+        <w:left w:val="single" w:sz="18" w:space="7" w:color="auto"/>
+      </w:pBdr>
+    </w:pPr>
+    <w:rPr>
+      <w:b/>
+      <w:bCs/>
+    </w:rPr>
+  </w:style>
+  <w:style w:type="character" w:customStyle="1" w:styleId="IntenseQuoteChar">
+    <w:name w:val="Intense Quote Char"/>
+    <w:basedOn w:val="DefaultParagraphFont"/>
+    <w:link w:val="IntenseQuote"/>
+    <w:uiPriority w:val="30"/>
+    <w:rsid w:val="00735B7B"/>
+    <w:rPr>
+      <w:rFonts w:cstheme="minorHAnsi"/>
+      <w:b/>
+      <w:bCs/>
+      <w:sz w:val="28"/>
+      <w:szCs w:val="28"/>
+    </w:rPr>
+  </w:style>
+  <w:style w:type="character" w:styleId="SubtleEmphasis">
+    <w:name w:val="Subtle Emphasis"/>
+    <w:basedOn w:val="Emphasis"/>
+    <w:uiPriority w:val="19"/>
+    <w:qFormat/>
+    <w:rsid w:val="00735B7B"/>
+    <w:rPr>
+      <w:rFonts w:asciiTheme="minorHAnsi" w:hAnsiTheme="minorHAnsi" w:cs="Calibri Light"/>
+      <w:i/>
+      <w:iCs/>
+      <w:color w:val="7F7F7F" w:themeColor="text1" w:themeTint="80"/>
+      <w:sz w:val="28"/>
+      <w:szCs w:val="28"/>
+    </w:rPr>
+  </w:style>
+  <w:style w:type="character" w:styleId="IntenseEmphasis">
+    <w:name w:val="Intense Emphasis"/>
+    <w:basedOn w:val="Emphasis"/>
+    <w:uiPriority w:val="21"/>
+    <w:qFormat/>
+    <w:rsid w:val="00735B7B"/>
+    <w:rPr>
+      <w:rFonts w:asciiTheme="minorHAnsi" w:hAnsiTheme="minorHAnsi" w:cstheme="minorHAnsi"/>
+      <w:b/>
+      <w:bCs/>
+      <w:i/>
+      <w:iCs/>
+      <w:sz w:val="28"/>
+      <w:szCs w:val="28"/>
+    </w:rPr>
+  </w:style>
+  <w:style w:type="character" w:styleId="SubtleReference">
+    <w:name w:val="Subtle Reference"/>
+    <w:uiPriority w:val="31"/>
+    <w:qFormat/>
+    <w:rsid w:val="00735B7B"/>
+    <w:rPr>
+      <w:caps/>
+      <w:color w:val="7F7F7F" w:themeColor="text1" w:themeTint="80"/>
+      <w:sz w:val="22"/>
+      <w:szCs w:val="22"/>
+    </w:rPr>
+  </w:style>
+  <w:style w:type="character" w:styleId="IntenseReference">
+    <w:name w:val="Intense Reference"/>
+    <w:basedOn w:val="SubtleReference"/>
+    <w:uiPriority w:val="32"/>
+    <w:qFormat/>
+    <w:rsid w:val="00735B7B"/>
+    <w:rPr>
+      <w:b/>
+      <w:bCs/>
+      <w:caps/>
+      <w:color w:val="7F7F7F" w:themeColor="text1" w:themeTint="80"/>
+      <w:sz w:val="22"/>
+      <w:szCs w:val="22"/>
+    </w:rPr>
+  </w:style>
+  <w:style w:type="character" w:styleId="BookTitle">
+    <w:name w:val="Book Title"/>
+    <w:basedOn w:val="DefaultParagraphFont"/>
+    <w:uiPriority w:val="33"/>
+    <w:qFormat/>
+    <w:rsid w:val="00735B7B"/>
+    <w:rPr>
+      <w:b/>
+      <w:bCs/>
+      <w:i/>
+      <w:iCs/>
+      <w:spacing w:val="5"/>
     </w:rPr>
   </w:style>
 </w:styles>
